--- a/Reviews/P12-Requirements Specifications.docx
+++ b/Reviews/P12-Requirements Specifications.docx
@@ -130,7 +130,27 @@
           <w:sz w:val="28"/>
           <w:szCs w:val="28"/>
         </w:rPr>
-        <w:t>Team: - Syed Meesum raza Naqvi (24100183)</w:t>
+        <w:t xml:space="preserve">Team: - Syed </w:t>
+      </w:r>
+      <w:proofErr w:type="spellStart"/>
+      <w:r>
+        <w:rPr>
+          <w:b/>
+          <w:smallCaps/>
+          <w:sz w:val="28"/>
+          <w:szCs w:val="28"/>
+        </w:rPr>
+        <w:t>Meesum</w:t>
+      </w:r>
+      <w:proofErr w:type="spellEnd"/>
+      <w:r>
+        <w:rPr>
+          <w:b/>
+          <w:smallCaps/>
+          <w:sz w:val="28"/>
+          <w:szCs w:val="28"/>
+        </w:rPr>
+        <w:t xml:space="preserve"> raza Naqvi (24100183)</w:t>
       </w:r>
     </w:p>
     <w:p>
@@ -274,7 +294,27 @@
                 <w:sz w:val="28"/>
                 <w:szCs w:val="28"/>
               </w:rPr>
-              <w:t>Syed Meesum raza Naqvi</w:t>
+              <w:t xml:space="preserve">Syed </w:t>
+            </w:r>
+            <w:proofErr w:type="spellStart"/>
+            <w:r>
+              <w:rPr>
+                <w:b/>
+                <w:smallCaps/>
+                <w:sz w:val="28"/>
+                <w:szCs w:val="28"/>
+              </w:rPr>
+              <w:t>Meesum</w:t>
+            </w:r>
+            <w:proofErr w:type="spellEnd"/>
+            <w:r>
+              <w:rPr>
+                <w:b/>
+                <w:smallCaps/>
+                <w:sz w:val="28"/>
+                <w:szCs w:val="28"/>
+              </w:rPr>
+              <w:t xml:space="preserve"> raza Naqvi</w:t>
             </w:r>
           </w:p>
         </w:tc>
@@ -291,45 +331,23 @@
         </w:rPr>
       </w:pPr>
     </w:p>
-    <w:p>
-      <w:pPr>
-        <w:jc w:val="center"/>
-        <w:rPr>
-          <w:b/>
-          <w:smallCaps/>
-          <w:sz w:val="28"/>
-          <w:szCs w:val="28"/>
-        </w:rPr>
-      </w:pPr>
-    </w:p>
-    <w:p>
-      <w:pPr>
-        <w:jc w:val="center"/>
-        <w:rPr>
-          <w:b/>
-          <w:smallCaps/>
-          <w:sz w:val="28"/>
-          <w:szCs w:val="28"/>
-        </w:rPr>
-      </w:pPr>
-    </w:p>
     <w:tbl>
       <w:tblPr>
         <w:tblStyle w:val="TableGrid"/>
-        <w:tblW w:w="0" w:type="auto"/>
+        <w:tblW w:w="8599" w:type="dxa"/>
         <w:tblInd w:w="846" w:type="dxa"/>
         <w:tblLayout w:type="fixed"/>
         <w:tblLook w:val="04A0" w:firstRow="1" w:lastRow="0" w:firstColumn="1" w:lastColumn="0" w:noHBand="0" w:noVBand="1"/>
       </w:tblPr>
       <w:tblGrid>
-        <w:gridCol w:w="2687"/>
-        <w:gridCol w:w="1282"/>
-        <w:gridCol w:w="1701"/>
+        <w:gridCol w:w="5629"/>
+        <w:gridCol w:w="1620"/>
+        <w:gridCol w:w="1350"/>
       </w:tblGrid>
       <w:tr>
         <w:tc>
           <w:tcPr>
-            <w:tcW w:w="2687" w:type="dxa"/>
+            <w:tcW w:w="5629" w:type="dxa"/>
             <w:shd w:val="clear" w:color="auto" w:fill="E7E6E6" w:themeFill="background2"/>
           </w:tcPr>
           <w:p>
@@ -355,7 +373,7 @@
         </w:tc>
         <w:tc>
           <w:tcPr>
-            <w:tcW w:w="1282" w:type="dxa"/>
+            <w:tcW w:w="1620" w:type="dxa"/>
             <w:shd w:val="clear" w:color="auto" w:fill="E7E6E6" w:themeFill="background2"/>
           </w:tcPr>
           <w:p>
@@ -381,7 +399,7 @@
         </w:tc>
         <w:tc>
           <w:tcPr>
-            <w:tcW w:w="1701" w:type="dxa"/>
+            <w:tcW w:w="1350" w:type="dxa"/>
             <w:shd w:val="clear" w:color="auto" w:fill="E7E6E6" w:themeFill="background2"/>
           </w:tcPr>
           <w:p>
@@ -409,7 +427,7 @@
       <w:tr>
         <w:tc>
           <w:tcPr>
-            <w:tcW w:w="2687" w:type="dxa"/>
+            <w:tcW w:w="5629" w:type="dxa"/>
           </w:tcPr>
           <w:p>
             <w:pPr>
@@ -439,7 +457,7 @@
         </w:tc>
         <w:tc>
           <w:tcPr>
-            <w:tcW w:w="1282" w:type="dxa"/>
+            <w:tcW w:w="1620" w:type="dxa"/>
             <w:shd w:val="clear" w:color="auto" w:fill="auto"/>
           </w:tcPr>
           <w:p>
@@ -463,7 +481,7 @@
         </w:tc>
         <w:tc>
           <w:tcPr>
-            <w:tcW w:w="1701" w:type="dxa"/>
+            <w:tcW w:w="1350" w:type="dxa"/>
           </w:tcPr>
           <w:p>
             <w:pPr>
@@ -488,7 +506,7 @@
       <w:tr>
         <w:tc>
           <w:tcPr>
-            <w:tcW w:w="2687" w:type="dxa"/>
+            <w:tcW w:w="5629" w:type="dxa"/>
           </w:tcPr>
           <w:p>
             <w:pPr>
@@ -510,7 +528,7 @@
         </w:tc>
         <w:tc>
           <w:tcPr>
-            <w:tcW w:w="1282" w:type="dxa"/>
+            <w:tcW w:w="1620" w:type="dxa"/>
             <w:shd w:val="clear" w:color="auto" w:fill="auto"/>
           </w:tcPr>
           <w:p>
@@ -534,7 +552,7 @@
         </w:tc>
         <w:tc>
           <w:tcPr>
-            <w:tcW w:w="1701" w:type="dxa"/>
+            <w:tcW w:w="1350" w:type="dxa"/>
           </w:tcPr>
           <w:p>
             <w:pPr>
@@ -559,7 +577,7 @@
       <w:tr>
         <w:tc>
           <w:tcPr>
-            <w:tcW w:w="2687" w:type="dxa"/>
+            <w:tcW w:w="5629" w:type="dxa"/>
           </w:tcPr>
           <w:p>
             <w:pPr>
@@ -581,7 +599,7 @@
         </w:tc>
         <w:tc>
           <w:tcPr>
-            <w:tcW w:w="1282" w:type="dxa"/>
+            <w:tcW w:w="1620" w:type="dxa"/>
             <w:shd w:val="clear" w:color="auto" w:fill="auto"/>
           </w:tcPr>
           <w:p>
@@ -605,7 +623,7 @@
         </w:tc>
         <w:tc>
           <w:tcPr>
-            <w:tcW w:w="1701" w:type="dxa"/>
+            <w:tcW w:w="1350" w:type="dxa"/>
           </w:tcPr>
           <w:p>
             <w:pPr>
@@ -630,7 +648,7 @@
       <w:tr>
         <w:tc>
           <w:tcPr>
-            <w:tcW w:w="2687" w:type="dxa"/>
+            <w:tcW w:w="5629" w:type="dxa"/>
           </w:tcPr>
           <w:p>
             <w:pPr>
@@ -652,7 +670,7 @@
         </w:tc>
         <w:tc>
           <w:tcPr>
-            <w:tcW w:w="1282" w:type="dxa"/>
+            <w:tcW w:w="1620" w:type="dxa"/>
             <w:shd w:val="clear" w:color="auto" w:fill="auto"/>
           </w:tcPr>
           <w:p>
@@ -676,7 +694,7 @@
         </w:tc>
         <w:tc>
           <w:tcPr>
-            <w:tcW w:w="1701" w:type="dxa"/>
+            <w:tcW w:w="1350" w:type="dxa"/>
           </w:tcPr>
           <w:p>
             <w:pPr>
@@ -693,7 +711,15 @@
                 <w:sz w:val="20"/>
                 <w:szCs w:val="20"/>
               </w:rPr>
-              <w:t>17</w:t>
+              <w:t>1</w:t>
+            </w:r>
+            <w:r>
+              <w:rPr>
+                <w:bCs/>
+                <w:sz w:val="20"/>
+                <w:szCs w:val="20"/>
+              </w:rPr>
+              <w:t>7</w:t>
             </w:r>
           </w:p>
         </w:tc>
@@ -701,7 +727,7 @@
       <w:tr>
         <w:tc>
           <w:tcPr>
-            <w:tcW w:w="2687" w:type="dxa"/>
+            <w:tcW w:w="5629" w:type="dxa"/>
           </w:tcPr>
           <w:p>
             <w:pPr>
@@ -723,7 +749,7 @@
         </w:tc>
         <w:tc>
           <w:tcPr>
-            <w:tcW w:w="1282" w:type="dxa"/>
+            <w:tcW w:w="1620" w:type="dxa"/>
             <w:shd w:val="clear" w:color="auto" w:fill="auto"/>
           </w:tcPr>
           <w:p>
@@ -747,7 +773,7 @@
         </w:tc>
         <w:tc>
           <w:tcPr>
-            <w:tcW w:w="1701" w:type="dxa"/>
+            <w:tcW w:w="1350" w:type="dxa"/>
           </w:tcPr>
           <w:p>
             <w:pPr>
@@ -764,7 +790,15 @@
                 <w:sz w:val="20"/>
                 <w:szCs w:val="20"/>
               </w:rPr>
-              <w:t>18</w:t>
+              <w:t>1</w:t>
+            </w:r>
+            <w:r>
+              <w:rPr>
+                <w:bCs/>
+                <w:sz w:val="20"/>
+                <w:szCs w:val="20"/>
+              </w:rPr>
+              <w:t>8</w:t>
             </w:r>
           </w:p>
         </w:tc>
@@ -772,7 +806,7 @@
       <w:tr>
         <w:tc>
           <w:tcPr>
-            <w:tcW w:w="2687" w:type="dxa"/>
+            <w:tcW w:w="5629" w:type="dxa"/>
           </w:tcPr>
           <w:p>
             <w:pPr>
@@ -794,7 +828,7 @@
         </w:tc>
         <w:tc>
           <w:tcPr>
-            <w:tcW w:w="1282" w:type="dxa"/>
+            <w:tcW w:w="1620" w:type="dxa"/>
             <w:shd w:val="clear" w:color="auto" w:fill="auto"/>
           </w:tcPr>
           <w:p>
@@ -818,7 +852,7 @@
         </w:tc>
         <w:tc>
           <w:tcPr>
-            <w:tcW w:w="1701" w:type="dxa"/>
+            <w:tcW w:w="1350" w:type="dxa"/>
           </w:tcPr>
           <w:p>
             <w:pPr>
@@ -843,7 +877,7 @@
       <w:tr>
         <w:tc>
           <w:tcPr>
-            <w:tcW w:w="2687" w:type="dxa"/>
+            <w:tcW w:w="5629" w:type="dxa"/>
           </w:tcPr>
           <w:p>
             <w:pPr>
@@ -865,7 +899,7 @@
         </w:tc>
         <w:tc>
           <w:tcPr>
-            <w:tcW w:w="1282" w:type="dxa"/>
+            <w:tcW w:w="1620" w:type="dxa"/>
             <w:shd w:val="clear" w:color="auto" w:fill="auto"/>
           </w:tcPr>
           <w:p>
@@ -889,7 +923,7 @@
         </w:tc>
         <w:tc>
           <w:tcPr>
-            <w:tcW w:w="1701" w:type="dxa"/>
+            <w:tcW w:w="1350" w:type="dxa"/>
           </w:tcPr>
           <w:p>
             <w:pPr>
@@ -914,7 +948,7 @@
       <w:tr>
         <w:tc>
           <w:tcPr>
-            <w:tcW w:w="2687" w:type="dxa"/>
+            <w:tcW w:w="5629" w:type="dxa"/>
           </w:tcPr>
           <w:p>
             <w:pPr>
@@ -944,7 +978,7 @@
         </w:tc>
         <w:tc>
           <w:tcPr>
-            <w:tcW w:w="1282" w:type="dxa"/>
+            <w:tcW w:w="1620" w:type="dxa"/>
             <w:shd w:val="clear" w:color="auto" w:fill="auto"/>
           </w:tcPr>
           <w:p>
@@ -968,7 +1002,7 @@
         </w:tc>
         <w:tc>
           <w:tcPr>
-            <w:tcW w:w="1701" w:type="dxa"/>
+            <w:tcW w:w="1350" w:type="dxa"/>
           </w:tcPr>
           <w:p>
             <w:pPr>
@@ -993,7 +1027,7 @@
       <w:tr>
         <w:tc>
           <w:tcPr>
-            <w:tcW w:w="2687" w:type="dxa"/>
+            <w:tcW w:w="5629" w:type="dxa"/>
           </w:tcPr>
           <w:p>
             <w:pPr>
@@ -1023,7 +1057,7 @@
         </w:tc>
         <w:tc>
           <w:tcPr>
-            <w:tcW w:w="1282" w:type="dxa"/>
+            <w:tcW w:w="1620" w:type="dxa"/>
             <w:shd w:val="clear" w:color="auto" w:fill="auto"/>
           </w:tcPr>
           <w:p>
@@ -1047,7 +1081,7 @@
         </w:tc>
         <w:tc>
           <w:tcPr>
-            <w:tcW w:w="1701" w:type="dxa"/>
+            <w:tcW w:w="1350" w:type="dxa"/>
           </w:tcPr>
           <w:p>
             <w:pPr>
@@ -1072,7 +1106,7 @@
       <w:tr>
         <w:tc>
           <w:tcPr>
-            <w:tcW w:w="2687" w:type="dxa"/>
+            <w:tcW w:w="5629" w:type="dxa"/>
           </w:tcPr>
           <w:p>
             <w:pPr>
@@ -1110,7 +1144,7 @@
         </w:tc>
         <w:tc>
           <w:tcPr>
-            <w:tcW w:w="1282" w:type="dxa"/>
+            <w:tcW w:w="1620" w:type="dxa"/>
             <w:shd w:val="clear" w:color="auto" w:fill="auto"/>
           </w:tcPr>
           <w:p>
@@ -1134,7 +1168,7 @@
         </w:tc>
         <w:tc>
           <w:tcPr>
-            <w:tcW w:w="1701" w:type="dxa"/>
+            <w:tcW w:w="1350" w:type="dxa"/>
           </w:tcPr>
           <w:p>
             <w:pPr>
@@ -1159,78 +1193,228 @@
       <w:tr>
         <w:tc>
           <w:tcPr>
-            <w:tcW w:w="2687" w:type="dxa"/>
-          </w:tcPr>
-          <w:p>
-            <w:pPr>
-              <w:rPr>
-                <w:bCs/>
+            <w:tcW w:w="5629" w:type="dxa"/>
+            <w:shd w:val="clear" w:color="auto" w:fill="D9D9D9" w:themeFill="background1" w:themeFillShade="D9"/>
+          </w:tcPr>
+          <w:p>
+            <w:pPr>
+              <w:rPr>
                 <w:sz w:val="20"/>
                 <w:szCs w:val="20"/>
               </w:rPr>
             </w:pPr>
             <w:r>
               <w:rPr>
-                <w:bCs/>
                 <w:sz w:val="20"/>
                 <w:szCs w:val="20"/>
               </w:rPr>
-              <w:t>L</w:t>
-            </w:r>
-            <w:r>
-              <w:rPr>
-                <w:bCs/>
+              <w:t>Late submission penalty</w:t>
+            </w:r>
+          </w:p>
+        </w:tc>
+        <w:tc>
+          <w:tcPr>
+            <w:tcW w:w="1620" w:type="dxa"/>
+            <w:shd w:val="clear" w:color="auto" w:fill="D9D9D9" w:themeFill="background1" w:themeFillShade="D9"/>
+          </w:tcPr>
+          <w:p>
+            <w:pPr>
+              <w:jc w:val="center"/>
+              <w:rPr>
                 <w:sz w:val="20"/>
                 <w:szCs w:val="20"/>
               </w:rPr>
-              <w:t>ate submission penalty</w:t>
-            </w:r>
-          </w:p>
-        </w:tc>
-        <w:tc>
-          <w:tcPr>
-            <w:tcW w:w="1282" w:type="dxa"/>
-            <w:shd w:val="clear" w:color="auto" w:fill="auto"/>
-          </w:tcPr>
-          <w:p>
-            <w:pPr>
-              <w:jc w:val="center"/>
-              <w:rPr>
-                <w:bCs/>
+            </w:pPr>
+            <w:r>
+              <w:rPr>
                 <w:sz w:val="20"/>
                 <w:szCs w:val="20"/>
               </w:rPr>
-            </w:pPr>
-            <w:r>
-              <w:rPr>
-                <w:bCs/>
+              <w:t>-20</w:t>
+            </w:r>
+          </w:p>
+        </w:tc>
+        <w:tc>
+          <w:tcPr>
+            <w:tcW w:w="1350" w:type="dxa"/>
+            <w:shd w:val="clear" w:color="auto" w:fill="D9D9D9" w:themeFill="background1" w:themeFillShade="D9"/>
+          </w:tcPr>
+          <w:p>
+            <w:pPr>
+              <w:jc w:val="center"/>
+              <w:rPr>
                 <w:sz w:val="20"/>
                 <w:szCs w:val="20"/>
               </w:rPr>
-              <w:t>-20</w:t>
-            </w:r>
-          </w:p>
-        </w:tc>
-        <w:tc>
-          <w:tcPr>
-            <w:tcW w:w="1701" w:type="dxa"/>
-          </w:tcPr>
-          <w:p>
-            <w:pPr>
-              <w:jc w:val="center"/>
-              <w:rPr>
-                <w:bCs/>
+            </w:pPr>
+            <w:r>
+              <w:rPr>
                 <w:sz w:val="20"/>
                 <w:szCs w:val="20"/>
               </w:rPr>
-            </w:pPr>
+              <w:t>-</w:t>
+            </w:r>
           </w:p>
         </w:tc>
       </w:tr>
       <w:tr>
         <w:tc>
           <w:tcPr>
-            <w:tcW w:w="2687" w:type="dxa"/>
+            <w:tcW w:w="5629" w:type="dxa"/>
+            <w:shd w:val="clear" w:color="auto" w:fill="D9D9D9" w:themeFill="background1" w:themeFillShade="D9"/>
+          </w:tcPr>
+          <w:p>
+            <w:pPr>
+              <w:rPr>
+                <w:sz w:val="20"/>
+                <w:szCs w:val="20"/>
+              </w:rPr>
+            </w:pPr>
+            <w:r>
+              <w:rPr>
+                <w:sz w:val="20"/>
+                <w:szCs w:val="20"/>
+              </w:rPr>
+              <w:t>GitHub Folder structure penalty</w:t>
+            </w:r>
+          </w:p>
+        </w:tc>
+        <w:tc>
+          <w:tcPr>
+            <w:tcW w:w="1620" w:type="dxa"/>
+            <w:shd w:val="clear" w:color="auto" w:fill="D9D9D9" w:themeFill="background1" w:themeFillShade="D9"/>
+          </w:tcPr>
+          <w:p>
+            <w:pPr>
+              <w:jc w:val="center"/>
+              <w:rPr>
+                <w:sz w:val="20"/>
+                <w:szCs w:val="20"/>
+              </w:rPr>
+            </w:pPr>
+            <w:r>
+              <w:rPr>
+                <w:sz w:val="20"/>
+                <w:szCs w:val="20"/>
+              </w:rPr>
+              <w:t>-5</w:t>
+            </w:r>
+          </w:p>
+        </w:tc>
+        <w:tc>
+          <w:tcPr>
+            <w:tcW w:w="1350" w:type="dxa"/>
+            <w:shd w:val="clear" w:color="auto" w:fill="D9D9D9" w:themeFill="background1" w:themeFillShade="D9"/>
+          </w:tcPr>
+          <w:p>
+            <w:pPr>
+              <w:jc w:val="center"/>
+              <w:rPr>
+                <w:sz w:val="20"/>
+                <w:szCs w:val="20"/>
+              </w:rPr>
+            </w:pPr>
+            <w:r>
+              <w:rPr>
+                <w:sz w:val="20"/>
+                <w:szCs w:val="20"/>
+              </w:rPr>
+              <w:t>-</w:t>
+            </w:r>
+          </w:p>
+        </w:tc>
+      </w:tr>
+      <w:tr>
+        <w:tc>
+          <w:tcPr>
+            <w:tcW w:w="5629" w:type="dxa"/>
+            <w:shd w:val="clear" w:color="auto" w:fill="806000" w:themeFill="accent4" w:themeFillShade="80"/>
+          </w:tcPr>
+          <w:p>
+            <w:pPr>
+              <w:rPr>
+                <w:b/>
+              </w:rPr>
+            </w:pPr>
+            <w:r>
+              <w:rPr>
+                <w:b/>
+              </w:rPr>
+              <w:t>Grand Total</w:t>
+            </w:r>
+          </w:p>
+        </w:tc>
+        <w:tc>
+          <w:tcPr>
+            <w:tcW w:w="1620" w:type="dxa"/>
+            <w:shd w:val="clear" w:color="auto" w:fill="806000" w:themeFill="accent4" w:themeFillShade="80"/>
+          </w:tcPr>
+          <w:p>
+            <w:pPr>
+              <w:jc w:val="center"/>
+              <w:rPr>
+                <w:b/>
+              </w:rPr>
+            </w:pPr>
+            <w:r>
+              <w:rPr>
+                <w:b/>
+              </w:rPr>
+              <w:t>100</w:t>
+            </w:r>
+          </w:p>
+        </w:tc>
+        <w:tc>
+          <w:tcPr>
+            <w:tcW w:w="1350" w:type="dxa"/>
+            <w:shd w:val="clear" w:color="auto" w:fill="806000" w:themeFill="accent4" w:themeFillShade="80"/>
+          </w:tcPr>
+          <w:p>
+            <w:pPr>
+              <w:jc w:val="center"/>
+              <w:rPr>
+                <w:b/>
+              </w:rPr>
+            </w:pPr>
+            <w:r>
+              <w:rPr>
+                <w:b/>
+              </w:rPr>
+              <w:fldChar w:fldCharType="begin"/>
+            </w:r>
+            <w:r>
+              <w:rPr>
+                <w:b/>
+              </w:rPr>
+              <w:instrText xml:space="preserve"> =SUM(ABOVE) </w:instrText>
+            </w:r>
+            <w:r>
+              <w:rPr>
+                <w:b/>
+              </w:rPr>
+              <w:fldChar w:fldCharType="separate"/>
+            </w:r>
+            <w:r>
+              <w:rPr>
+                <w:b/>
+                <w:noProof/>
+              </w:rPr>
+              <w:t>89</w:t>
+            </w:r>
+            <w:r>
+              <w:rPr>
+                <w:b/>
+              </w:rPr>
+              <w:fldChar w:fldCharType="end"/>
+            </w:r>
+          </w:p>
+        </w:tc>
+      </w:tr>
+      <w:tr>
+        <w:tc>
+          <w:tcPr>
+            <w:tcW w:w="8599" w:type="dxa"/>
+            <w:gridSpan w:val="3"/>
             <w:shd w:val="clear" w:color="auto" w:fill="AEAAAA" w:themeFill="background2" w:themeFillShade="BF"/>
           </w:tcPr>
           <w:p>
@@ -1247,202 +1431,21 @@
                 <w:sz w:val="20"/>
                 <w:szCs w:val="20"/>
               </w:rPr>
-              <w:t>Total</w:t>
-            </w:r>
-          </w:p>
-        </w:tc>
-        <w:tc>
-          <w:tcPr>
-            <w:tcW w:w="1282" w:type="dxa"/>
-            <w:shd w:val="clear" w:color="auto" w:fill="AEAAAA" w:themeFill="background2" w:themeFillShade="BF"/>
-          </w:tcPr>
-          <w:p>
-            <w:pPr>
-              <w:jc w:val="center"/>
-              <w:rPr>
-                <w:b/>
+              <w:t>General Comments/Individual Grading:</w:t>
+            </w:r>
+          </w:p>
+          <w:p>
+            <w:pPr>
+              <w:rPr>
+                <w:bCs/>
                 <w:sz w:val="20"/>
                 <w:szCs w:val="20"/>
               </w:rPr>
             </w:pPr>
-            <w:r>
-              <w:rPr>
-                <w:b/>
-                <w:sz w:val="20"/>
-                <w:szCs w:val="20"/>
-              </w:rPr>
-              <w:t>100</w:t>
-            </w:r>
-          </w:p>
-        </w:tc>
-        <w:tc>
-          <w:tcPr>
-            <w:tcW w:w="1701" w:type="dxa"/>
-            <w:shd w:val="clear" w:color="auto" w:fill="AEAAAA" w:themeFill="background2" w:themeFillShade="BF"/>
-          </w:tcPr>
-          <w:p>
-            <w:pPr>
-              <w:jc w:val="center"/>
-              <w:rPr>
-                <w:b/>
-                <w:sz w:val="20"/>
-                <w:szCs w:val="20"/>
-              </w:rPr>
-            </w:pPr>
-            <w:r>
-              <w:rPr>
-                <w:b/>
-                <w:sz w:val="20"/>
-                <w:szCs w:val="20"/>
-              </w:rPr>
-              <w:t>8</w:t>
-            </w:r>
-            <w:r>
-              <w:rPr>
-                <w:b/>
-                <w:sz w:val="20"/>
-                <w:szCs w:val="20"/>
-              </w:rPr>
-              <w:t>9</w:t>
-            </w:r>
-          </w:p>
-        </w:tc>
-      </w:tr>
-      <w:tr>
-        <w:tc>
-          <w:tcPr>
-            <w:tcW w:w="2687" w:type="dxa"/>
-            <w:shd w:val="clear" w:color="auto" w:fill="auto"/>
-          </w:tcPr>
-          <w:p>
-            <w:pPr>
-              <w:rPr>
-                <w:bCs/>
-                <w:sz w:val="20"/>
-                <w:szCs w:val="20"/>
-              </w:rPr>
-            </w:pPr>
-            <w:r>
-              <w:rPr>
-                <w:bCs/>
-                <w:sz w:val="20"/>
-                <w:szCs w:val="20"/>
-              </w:rPr>
-              <w:t>Review</w:t>
-            </w:r>
-          </w:p>
-        </w:tc>
-        <w:tc>
-          <w:tcPr>
-            <w:tcW w:w="1282" w:type="dxa"/>
-            <w:shd w:val="clear" w:color="auto" w:fill="auto"/>
-          </w:tcPr>
-          <w:p>
-            <w:pPr>
-              <w:jc w:val="center"/>
-              <w:rPr>
-                <w:bCs/>
-                <w:sz w:val="20"/>
-                <w:szCs w:val="20"/>
-              </w:rPr>
-            </w:pPr>
-            <w:r>
-              <w:rPr>
-                <w:bCs/>
-                <w:sz w:val="20"/>
-                <w:szCs w:val="20"/>
-              </w:rPr>
-              <w:t>20</w:t>
-            </w:r>
-          </w:p>
-        </w:tc>
-        <w:tc>
-          <w:tcPr>
-            <w:tcW w:w="1701" w:type="dxa"/>
-            <w:shd w:val="clear" w:color="auto" w:fill="auto"/>
-          </w:tcPr>
-          <w:p>
-            <w:pPr>
-              <w:jc w:val="center"/>
-              <w:rPr>
-                <w:b/>
-                <w:sz w:val="20"/>
-                <w:szCs w:val="20"/>
-              </w:rPr>
-            </w:pPr>
-          </w:p>
-        </w:tc>
-      </w:tr>
-      <w:tr>
-        <w:tc>
-          <w:tcPr>
-            <w:tcW w:w="2687" w:type="dxa"/>
-            <w:shd w:val="clear" w:color="auto" w:fill="AEAAAA" w:themeFill="background2" w:themeFillShade="BF"/>
-          </w:tcPr>
-          <w:p>
-            <w:pPr>
-              <w:rPr>
-                <w:b/>
-                <w:sz w:val="20"/>
-                <w:szCs w:val="20"/>
-              </w:rPr>
-            </w:pPr>
-            <w:r>
-              <w:rPr>
-                <w:b/>
-                <w:sz w:val="20"/>
-                <w:szCs w:val="20"/>
-              </w:rPr>
-              <w:t>Grand Total</w:t>
-            </w:r>
-          </w:p>
-        </w:tc>
-        <w:tc>
-          <w:tcPr>
-            <w:tcW w:w="1282" w:type="dxa"/>
-            <w:shd w:val="clear" w:color="auto" w:fill="AEAAAA" w:themeFill="background2" w:themeFillShade="BF"/>
-          </w:tcPr>
-          <w:p>
-            <w:pPr>
-              <w:jc w:val="center"/>
-              <w:rPr>
-                <w:b/>
-                <w:sz w:val="20"/>
-                <w:szCs w:val="20"/>
-              </w:rPr>
-            </w:pPr>
-          </w:p>
-        </w:tc>
-        <w:tc>
-          <w:tcPr>
-            <w:tcW w:w="1701" w:type="dxa"/>
-            <w:shd w:val="clear" w:color="auto" w:fill="AEAAAA" w:themeFill="background2" w:themeFillShade="BF"/>
-          </w:tcPr>
-          <w:p>
-            <w:pPr>
-              <w:jc w:val="center"/>
-              <w:rPr>
-                <w:b/>
-                <w:sz w:val="20"/>
-                <w:szCs w:val="20"/>
-              </w:rPr>
-            </w:pPr>
           </w:p>
         </w:tc>
       </w:tr>
     </w:tbl>
-    <w:p>
-      <w:pPr>
-        <w:jc w:val="center"/>
-        <w:rPr>
-          <w:b/>
-          <w:smallCaps/>
-          <w:sz w:val="28"/>
-          <w:szCs w:val="28"/>
-        </w:rPr>
-      </w:pPr>
-    </w:p>
-    <w:p/>
     <w:p/>
     <w:p/>
     <w:p/>
@@ -2795,7 +2798,15 @@
     <w:p/>
     <w:p>
       <w:r>
-        <w:t>The University Corridor Meeting Room and Workspace Reservation System makes it easier to book meeting rooms and individual workspaces in different university departments. Each department has several corridors, and each corridor contains multiple rooms. Some of these rooms have several workspaces to meet different needs</w:t>
+        <w:t xml:space="preserve">The University Corridor Meeting Room and Workspace Reservation System </w:t>
+      </w:r>
+      <w:proofErr w:type="gramStart"/>
+      <w:r>
+        <w:t>makes</w:t>
+      </w:r>
+      <w:proofErr w:type="gramEnd"/>
+      <w:r>
+        <w:t xml:space="preserve"> it easier to book meeting rooms and individual workspaces in different university departments. Each department has several corridors, and each corridor contains multiple rooms. Some of these rooms have several workspaces to meet different needs</w:t>
       </w:r>
       <w:r>
         <w:t>. Workspaces are of different types too. The individual workspace for</w:t>
@@ -3158,7 +3169,15 @@
     <w:p/>
     <w:p>
       <w:r>
-        <w:t>&lt;List down the actor names and give a 2-3 line</w:t>
+        <w:t xml:space="preserve">&lt;List down the </w:t>
+      </w:r>
+      <w:proofErr w:type="gramStart"/>
+      <w:r>
+        <w:t>actor</w:t>
+      </w:r>
+      <w:proofErr w:type="gramEnd"/>
+      <w:r>
+        <w:t xml:space="preserve"> names and give a 2-3 line</w:t>
       </w:r>
       <w:r>
         <w:t>s</w:t>
@@ -3366,7 +3385,21 @@
               <w:rPr>
                 <w:color w:val="FF0000"/>
               </w:rPr>
-              <w:t>[System should not be actor here as well.]</w:t>
+              <w:t xml:space="preserve">[System should not be </w:t>
+            </w:r>
+            <w:proofErr w:type="gramStart"/>
+            <w:r>
+              <w:rPr>
+                <w:color w:val="FF0000"/>
+              </w:rPr>
+              <w:t>actor</w:t>
+            </w:r>
+            <w:proofErr w:type="gramEnd"/>
+            <w:r>
+              <w:rPr>
+                <w:color w:val="FF0000"/>
+              </w:rPr>
+              <w:t xml:space="preserve"> here as well.]</w:t>
             </w:r>
           </w:p>
         </w:tc>
@@ -3851,12 +3884,21 @@
                 <w:lang w:eastAsia="en-GB"/>
               </w:rPr>
             </w:pPr>
-            <w:r>
-              <w:rPr>
-                <w:rFonts w:ascii="Times New Roman" w:eastAsia="Times New Roman" w:hAnsi="Times New Roman" w:cs="Times New Roman"/>
-                <w:lang w:eastAsia="en-GB"/>
-              </w:rPr>
-              <w:t>User must be logged into the system</w:t>
+            <w:proofErr w:type="gramStart"/>
+            <w:r>
+              <w:rPr>
+                <w:rFonts w:ascii="Times New Roman" w:eastAsia="Times New Roman" w:hAnsi="Times New Roman" w:cs="Times New Roman"/>
+                <w:lang w:eastAsia="en-GB"/>
+              </w:rPr>
+              <w:t>User</w:t>
+            </w:r>
+            <w:proofErr w:type="gramEnd"/>
+            <w:r>
+              <w:rPr>
+                <w:rFonts w:ascii="Times New Roman" w:eastAsia="Times New Roman" w:hAnsi="Times New Roman" w:cs="Times New Roman"/>
+                <w:lang w:eastAsia="en-GB"/>
+              </w:rPr>
+              <w:t xml:space="preserve"> must be logged into the system</w:t>
             </w:r>
             <w:r>
               <w:rPr>
@@ -3937,13 +3979,23 @@
                 <w:lang w:eastAsia="en-GB"/>
               </w:rPr>
             </w:pPr>
+            <w:proofErr w:type="gramStart"/>
             <w:r>
               <w:rPr>
                 <w:rFonts w:ascii="Times New Roman" w:eastAsia="Times New Roman" w:hAnsi="Times New Roman" w:cs="Times New Roman"/>
                 <w:color w:val="000000"/>
                 <w:lang w:eastAsia="en-GB"/>
               </w:rPr>
-              <w:t>System displays a list of available rooms and workspaces based on the user's criteria.</w:t>
+              <w:t>System</w:t>
+            </w:r>
+            <w:proofErr w:type="gramEnd"/>
+            <w:r>
+              <w:rPr>
+                <w:rFonts w:ascii="Times New Roman" w:eastAsia="Times New Roman" w:hAnsi="Times New Roman" w:cs="Times New Roman"/>
+                <w:color w:val="000000"/>
+                <w:lang w:eastAsia="en-GB"/>
+              </w:rPr>
+              <w:t xml:space="preserve"> displays a list of available rooms and workspaces based on the user's criteria.</w:t>
             </w:r>
           </w:p>
         </w:tc>
@@ -4454,12 +4506,21 @@
                 <w:lang w:eastAsia="en-GB"/>
               </w:rPr>
             </w:pPr>
-            <w:r>
-              <w:rPr>
-                <w:rFonts w:ascii="Times New Roman" w:eastAsia="Times New Roman" w:hAnsi="Times New Roman" w:cs="Times New Roman"/>
-                <w:lang w:eastAsia="en-GB"/>
-              </w:rPr>
-              <w:t>System displays available rooms and workspaces.</w:t>
+            <w:proofErr w:type="gramStart"/>
+            <w:r>
+              <w:rPr>
+                <w:rFonts w:ascii="Times New Roman" w:eastAsia="Times New Roman" w:hAnsi="Times New Roman" w:cs="Times New Roman"/>
+                <w:lang w:eastAsia="en-GB"/>
+              </w:rPr>
+              <w:t>System</w:t>
+            </w:r>
+            <w:proofErr w:type="gramEnd"/>
+            <w:r>
+              <w:rPr>
+                <w:rFonts w:ascii="Times New Roman" w:eastAsia="Times New Roman" w:hAnsi="Times New Roman" w:cs="Times New Roman"/>
+                <w:lang w:eastAsia="en-GB"/>
+              </w:rPr>
+              <w:t xml:space="preserve"> displays available rooms and workspaces.</w:t>
             </w:r>
           </w:p>
         </w:tc>
@@ -5117,12 +5178,21 @@
                 <w:lang w:eastAsia="en-GB"/>
               </w:rPr>
             </w:pPr>
-            <w:r>
-              <w:rPr>
-                <w:rFonts w:ascii="Times New Roman" w:eastAsia="Times New Roman" w:hAnsi="Times New Roman" w:cs="Times New Roman"/>
-                <w:lang w:eastAsia="en-GB"/>
-              </w:rPr>
-              <w:t>Room or workspace must be available, and the user must be logged</w:t>
+            <w:proofErr w:type="gramStart"/>
+            <w:r>
+              <w:rPr>
+                <w:rFonts w:ascii="Times New Roman" w:eastAsia="Times New Roman" w:hAnsi="Times New Roman" w:cs="Times New Roman"/>
+                <w:lang w:eastAsia="en-GB"/>
+              </w:rPr>
+              <w:t>Room</w:t>
+            </w:r>
+            <w:proofErr w:type="gramEnd"/>
+            <w:r>
+              <w:rPr>
+                <w:rFonts w:ascii="Times New Roman" w:eastAsia="Times New Roman" w:hAnsi="Times New Roman" w:cs="Times New Roman"/>
+                <w:lang w:eastAsia="en-GB"/>
+              </w:rPr>
+              <w:t xml:space="preserve"> or workspace must be available, and the user must be logged</w:t>
             </w:r>
             <w:r>
               <w:rPr>
@@ -5203,13 +5273,23 @@
                 <w:lang w:eastAsia="en-GB"/>
               </w:rPr>
             </w:pPr>
+            <w:proofErr w:type="gramStart"/>
             <w:r>
               <w:rPr>
                 <w:rFonts w:ascii="Times New Roman" w:eastAsia="Times New Roman" w:hAnsi="Times New Roman" w:cs="Times New Roman"/>
                 <w:color w:val="000000"/>
                 <w:lang w:eastAsia="en-GB"/>
               </w:rPr>
-              <w:t>Selected room or workspace is booked, and confirmation is sent to the user.</w:t>
+              <w:t>Selected</w:t>
+            </w:r>
+            <w:proofErr w:type="gramEnd"/>
+            <w:r>
+              <w:rPr>
+                <w:rFonts w:ascii="Times New Roman" w:eastAsia="Times New Roman" w:hAnsi="Times New Roman" w:cs="Times New Roman"/>
+                <w:color w:val="000000"/>
+                <w:lang w:eastAsia="en-GB"/>
+              </w:rPr>
+              <w:t xml:space="preserve"> room or workspace is booked, and confirmation is sent to the user.</w:t>
             </w:r>
           </w:p>
         </w:tc>
@@ -6364,12 +6444,21 @@
                 <w:lang w:eastAsia="en-GB"/>
               </w:rPr>
             </w:pPr>
-            <w:r>
-              <w:rPr>
-                <w:rFonts w:ascii="Times New Roman" w:eastAsia="Times New Roman" w:hAnsi="Times New Roman" w:cs="Times New Roman"/>
-                <w:lang w:eastAsia="en-GB"/>
-              </w:rPr>
-              <w:t>User must have an existing reservation.</w:t>
+            <w:proofErr w:type="gramStart"/>
+            <w:r>
+              <w:rPr>
+                <w:rFonts w:ascii="Times New Roman" w:eastAsia="Times New Roman" w:hAnsi="Times New Roman" w:cs="Times New Roman"/>
+                <w:lang w:eastAsia="en-GB"/>
+              </w:rPr>
+              <w:t>User</w:t>
+            </w:r>
+            <w:proofErr w:type="gramEnd"/>
+            <w:r>
+              <w:rPr>
+                <w:rFonts w:ascii="Times New Roman" w:eastAsia="Times New Roman" w:hAnsi="Times New Roman" w:cs="Times New Roman"/>
+                <w:lang w:eastAsia="en-GB"/>
+              </w:rPr>
+              <w:t xml:space="preserve"> must have an existing reservation.</w:t>
             </w:r>
           </w:p>
         </w:tc>
@@ -6885,12 +6974,21 @@
                 <w:lang w:eastAsia="en-GB"/>
               </w:rPr>
             </w:pPr>
-            <w:r>
-              <w:rPr>
-                <w:rFonts w:ascii="Times New Roman" w:eastAsia="Times New Roman" w:hAnsi="Times New Roman" w:cs="Times New Roman"/>
-                <w:lang w:eastAsia="en-GB"/>
-              </w:rPr>
-              <w:t>System confirms the cancellation.</w:t>
+            <w:proofErr w:type="gramStart"/>
+            <w:r>
+              <w:rPr>
+                <w:rFonts w:ascii="Times New Roman" w:eastAsia="Times New Roman" w:hAnsi="Times New Roman" w:cs="Times New Roman"/>
+                <w:lang w:eastAsia="en-GB"/>
+              </w:rPr>
+              <w:t>System</w:t>
+            </w:r>
+            <w:proofErr w:type="gramEnd"/>
+            <w:r>
+              <w:rPr>
+                <w:rFonts w:ascii="Times New Roman" w:eastAsia="Times New Roman" w:hAnsi="Times New Roman" w:cs="Times New Roman"/>
+                <w:lang w:eastAsia="en-GB"/>
+              </w:rPr>
+              <w:t xml:space="preserve"> confirms the cancellation.</w:t>
             </w:r>
           </w:p>
         </w:tc>
@@ -6961,12 +7059,21 @@
                 <w:lang w:eastAsia="en-GB"/>
               </w:rPr>
             </w:pPr>
-            <w:r>
-              <w:rPr>
-                <w:rFonts w:ascii="Times New Roman" w:eastAsia="Times New Roman" w:hAnsi="Times New Roman" w:cs="Times New Roman"/>
-                <w:lang w:eastAsia="en-GB"/>
-              </w:rPr>
-              <w:t>System updates the availability and sends a notification to the user.</w:t>
+            <w:proofErr w:type="gramStart"/>
+            <w:r>
+              <w:rPr>
+                <w:rFonts w:ascii="Times New Roman" w:eastAsia="Times New Roman" w:hAnsi="Times New Roman" w:cs="Times New Roman"/>
+                <w:lang w:eastAsia="en-GB"/>
+              </w:rPr>
+              <w:t>System</w:t>
+            </w:r>
+            <w:proofErr w:type="gramEnd"/>
+            <w:r>
+              <w:rPr>
+                <w:rFonts w:ascii="Times New Roman" w:eastAsia="Times New Roman" w:hAnsi="Times New Roman" w:cs="Times New Roman"/>
+                <w:lang w:eastAsia="en-GB"/>
+              </w:rPr>
+              <w:t xml:space="preserve"> updates the availability and sends a notification to the user.</w:t>
             </w:r>
           </w:p>
         </w:tc>
@@ -7691,13 +7798,23 @@
                 <w:lang w:eastAsia="en-GB"/>
               </w:rPr>
             </w:pPr>
+            <w:proofErr w:type="gramStart"/>
             <w:r>
               <w:rPr>
                 <w:rFonts w:ascii="Times New Roman" w:eastAsia="Times New Roman" w:hAnsi="Times New Roman" w:cs="Times New Roman"/>
                 <w:color w:val="000000"/>
                 <w:lang w:eastAsia="en-GB"/>
               </w:rPr>
-              <w:t>User is notified about the status of their booking.</w:t>
+              <w:t>User is</w:t>
+            </w:r>
+            <w:proofErr w:type="gramEnd"/>
+            <w:r>
+              <w:rPr>
+                <w:rFonts w:ascii="Times New Roman" w:eastAsia="Times New Roman" w:hAnsi="Times New Roman" w:cs="Times New Roman"/>
+                <w:color w:val="000000"/>
+                <w:lang w:eastAsia="en-GB"/>
+              </w:rPr>
+              <w:t xml:space="preserve"> notified about the status of their booking.</w:t>
             </w:r>
           </w:p>
         </w:tc>
@@ -7973,12 +8090,21 @@
                 <w:lang w:eastAsia="en-GB"/>
               </w:rPr>
             </w:pPr>
-            <w:r>
-              <w:rPr>
-                <w:rFonts w:ascii="Times New Roman" w:eastAsia="Times New Roman" w:hAnsi="Times New Roman" w:cs="Times New Roman"/>
-                <w:lang w:eastAsia="en-GB"/>
-              </w:rPr>
-              <w:t>User receives a notification via email or the system dashboard.</w:t>
+            <w:proofErr w:type="gramStart"/>
+            <w:r>
+              <w:rPr>
+                <w:rFonts w:ascii="Times New Roman" w:eastAsia="Times New Roman" w:hAnsi="Times New Roman" w:cs="Times New Roman"/>
+                <w:lang w:eastAsia="en-GB"/>
+              </w:rPr>
+              <w:t>User receives</w:t>
+            </w:r>
+            <w:proofErr w:type="gramEnd"/>
+            <w:r>
+              <w:rPr>
+                <w:rFonts w:ascii="Times New Roman" w:eastAsia="Times New Roman" w:hAnsi="Times New Roman" w:cs="Times New Roman"/>
+                <w:lang w:eastAsia="en-GB"/>
+              </w:rPr>
+              <w:t xml:space="preserve"> a notification via email or the system dashboard.</w:t>
             </w:r>
           </w:p>
         </w:tc>
@@ -8948,12 +9074,21 @@
                 <w:lang w:eastAsia="en-GB"/>
               </w:rPr>
             </w:pPr>
-            <w:r>
-              <w:rPr>
-                <w:rFonts w:ascii="Times New Roman" w:eastAsia="Times New Roman" w:hAnsi="Times New Roman" w:cs="Times New Roman"/>
-                <w:lang w:eastAsia="en-GB"/>
-              </w:rPr>
-              <w:t>System detects conflicting booking requests.</w:t>
+            <w:proofErr w:type="gramStart"/>
+            <w:r>
+              <w:rPr>
+                <w:rFonts w:ascii="Times New Roman" w:eastAsia="Times New Roman" w:hAnsi="Times New Roman" w:cs="Times New Roman"/>
+                <w:lang w:eastAsia="en-GB"/>
+              </w:rPr>
+              <w:t>System</w:t>
+            </w:r>
+            <w:proofErr w:type="gramEnd"/>
+            <w:r>
+              <w:rPr>
+                <w:rFonts w:ascii="Times New Roman" w:eastAsia="Times New Roman" w:hAnsi="Times New Roman" w:cs="Times New Roman"/>
+                <w:lang w:eastAsia="en-GB"/>
+              </w:rPr>
+              <w:t xml:space="preserve"> detects conflicting booking requests.</w:t>
             </w:r>
           </w:p>
         </w:tc>
@@ -9024,12 +9159,21 @@
                 <w:lang w:eastAsia="en-GB"/>
               </w:rPr>
             </w:pPr>
-            <w:r>
-              <w:rPr>
-                <w:rFonts w:ascii="Times New Roman" w:eastAsia="Times New Roman" w:hAnsi="Times New Roman" w:cs="Times New Roman"/>
-                <w:lang w:eastAsia="en-GB"/>
-              </w:rPr>
-              <w:t>System applies predefined rules (e.g., first-come-first-served).</w:t>
+            <w:proofErr w:type="gramStart"/>
+            <w:r>
+              <w:rPr>
+                <w:rFonts w:ascii="Times New Roman" w:eastAsia="Times New Roman" w:hAnsi="Times New Roman" w:cs="Times New Roman"/>
+                <w:lang w:eastAsia="en-GB"/>
+              </w:rPr>
+              <w:t>System</w:t>
+            </w:r>
+            <w:proofErr w:type="gramEnd"/>
+            <w:r>
+              <w:rPr>
+                <w:rFonts w:ascii="Times New Roman" w:eastAsia="Times New Roman" w:hAnsi="Times New Roman" w:cs="Times New Roman"/>
+                <w:lang w:eastAsia="en-GB"/>
+              </w:rPr>
+              <w:t xml:space="preserve"> applies predefined rules (e.g., first-come-first-served).</w:t>
             </w:r>
           </w:p>
         </w:tc>
@@ -9097,13 +9241,11 @@
               <w:spacing w:before="100" w:beforeAutospacing="1" w:after="100" w:afterAutospacing="1"/>
               <w:rPr>
                 <w:rFonts w:ascii="Times New Roman" w:eastAsia="Times New Roman" w:hAnsi="Times New Roman" w:cs="Times New Roman"/>
-                <w:lang/>
-              </w:rPr>
-            </w:pPr>
-            <w:r>
-              <w:rPr>
-                <w:rFonts w:ascii="Times New Roman" w:eastAsia="Times New Roman" w:hAnsi="Times New Roman" w:cs="Times New Roman"/>
-                <w:lang/>
+              </w:rPr>
+            </w:pPr>
+            <w:r>
+              <w:rPr>
+                <w:rFonts w:ascii="Times New Roman" w:eastAsia="Times New Roman" w:hAnsi="Times New Roman" w:cs="Times New Roman"/>
               </w:rPr>
               <w:t>System grants the booking to one user and sends a notification to the others.</w:t>
             </w:r>
@@ -9751,12 +9893,21 @@
                 <w:lang w:eastAsia="en-GB"/>
               </w:rPr>
             </w:pPr>
-            <w:r>
-              <w:rPr>
-                <w:rFonts w:ascii="Times New Roman" w:eastAsia="Times New Roman" w:hAnsi="Times New Roman" w:cs="Times New Roman"/>
-                <w:lang w:eastAsia="en-GB"/>
-              </w:rPr>
-              <w:t>User must be logged into the system</w:t>
+            <w:proofErr w:type="gramStart"/>
+            <w:r>
+              <w:rPr>
+                <w:rFonts w:ascii="Times New Roman" w:eastAsia="Times New Roman" w:hAnsi="Times New Roman" w:cs="Times New Roman"/>
+                <w:lang w:eastAsia="en-GB"/>
+              </w:rPr>
+              <w:t>User</w:t>
+            </w:r>
+            <w:proofErr w:type="gramEnd"/>
+            <w:r>
+              <w:rPr>
+                <w:rFonts w:ascii="Times New Roman" w:eastAsia="Times New Roman" w:hAnsi="Times New Roman" w:cs="Times New Roman"/>
+                <w:lang w:eastAsia="en-GB"/>
+              </w:rPr>
+              <w:t xml:space="preserve"> must be logged into the system</w:t>
             </w:r>
             <w:r>
               <w:rPr>
@@ -10195,12 +10346,21 @@
                 <w:lang w:eastAsia="en-GB"/>
               </w:rPr>
             </w:pPr>
-            <w:r>
-              <w:rPr>
-                <w:rFonts w:ascii="Times New Roman" w:eastAsia="Times New Roman" w:hAnsi="Times New Roman" w:cs="Times New Roman"/>
-                <w:lang w:eastAsia="en-GB"/>
-              </w:rPr>
-              <w:t>User updates their information.</w:t>
+            <w:proofErr w:type="gramStart"/>
+            <w:r>
+              <w:rPr>
+                <w:rFonts w:ascii="Times New Roman" w:eastAsia="Times New Roman" w:hAnsi="Times New Roman" w:cs="Times New Roman"/>
+                <w:lang w:eastAsia="en-GB"/>
+              </w:rPr>
+              <w:t>User updates</w:t>
+            </w:r>
+            <w:proofErr w:type="gramEnd"/>
+            <w:r>
+              <w:rPr>
+                <w:rFonts w:ascii="Times New Roman" w:eastAsia="Times New Roman" w:hAnsi="Times New Roman" w:cs="Times New Roman"/>
+                <w:lang w:eastAsia="en-GB"/>
+              </w:rPr>
+              <w:t xml:space="preserve"> their information.</w:t>
             </w:r>
           </w:p>
         </w:tc>
@@ -10922,12 +11082,21 @@
                 <w:lang w:eastAsia="en-GB"/>
               </w:rPr>
             </w:pPr>
-            <w:r>
-              <w:rPr>
-                <w:rFonts w:ascii="Times New Roman" w:eastAsia="Times New Roman" w:hAnsi="Times New Roman" w:cs="Times New Roman"/>
-                <w:lang w:eastAsia="en-GB"/>
-              </w:rPr>
-              <w:t>User must be logged into the system</w:t>
+            <w:proofErr w:type="gramStart"/>
+            <w:r>
+              <w:rPr>
+                <w:rFonts w:ascii="Times New Roman" w:eastAsia="Times New Roman" w:hAnsi="Times New Roman" w:cs="Times New Roman"/>
+                <w:lang w:eastAsia="en-GB"/>
+              </w:rPr>
+              <w:t>User</w:t>
+            </w:r>
+            <w:proofErr w:type="gramEnd"/>
+            <w:r>
+              <w:rPr>
+                <w:rFonts w:ascii="Times New Roman" w:eastAsia="Times New Roman" w:hAnsi="Times New Roman" w:cs="Times New Roman"/>
+                <w:lang w:eastAsia="en-GB"/>
+              </w:rPr>
+              <w:t xml:space="preserve"> must be logged into the system</w:t>
             </w:r>
             <w:r>
               <w:rPr>
@@ -11551,13 +11720,11 @@
               <w:spacing w:before="100" w:beforeAutospacing="1" w:after="100" w:afterAutospacing="1"/>
               <w:rPr>
                 <w:rFonts w:ascii="Times New Roman" w:eastAsia="Times New Roman" w:hAnsi="Times New Roman" w:cs="Times New Roman"/>
-                <w:lang/>
-              </w:rPr>
-            </w:pPr>
-            <w:r>
-              <w:rPr>
-                <w:rFonts w:ascii="Times New Roman" w:eastAsia="Times New Roman" w:hAnsi="Times New Roman" w:cs="Times New Roman"/>
-                <w:lang/>
+              </w:rPr>
+            </w:pPr>
+            <w:r>
+              <w:rPr>
+                <w:rFonts w:ascii="Times New Roman" w:eastAsia="Times New Roman" w:hAnsi="Times New Roman" w:cs="Times New Roman"/>
               </w:rPr>
               <w:t>If the user has no booking history, the system displays a message indicating no bookings found.</w:t>
             </w:r>
@@ -12018,12 +12185,21 @@
                 <w:lang w:eastAsia="en-GB"/>
               </w:rPr>
             </w:pPr>
-            <w:r>
-              <w:rPr>
-                <w:rFonts w:ascii="Times New Roman" w:eastAsia="Times New Roman" w:hAnsi="Times New Roman" w:cs="Times New Roman"/>
-                <w:lang w:eastAsia="en-GB"/>
-              </w:rPr>
-              <w:t>User must be logged into the system</w:t>
+            <w:proofErr w:type="gramStart"/>
+            <w:r>
+              <w:rPr>
+                <w:rFonts w:ascii="Times New Roman" w:eastAsia="Times New Roman" w:hAnsi="Times New Roman" w:cs="Times New Roman"/>
+                <w:lang w:eastAsia="en-GB"/>
+              </w:rPr>
+              <w:t>User</w:t>
+            </w:r>
+            <w:proofErr w:type="gramEnd"/>
+            <w:r>
+              <w:rPr>
+                <w:rFonts w:ascii="Times New Roman" w:eastAsia="Times New Roman" w:hAnsi="Times New Roman" w:cs="Times New Roman"/>
+                <w:lang w:eastAsia="en-GB"/>
+              </w:rPr>
+              <w:t xml:space="preserve"> must be logged into the system</w:t>
             </w:r>
             <w:r>
               <w:rPr>
@@ -12104,13 +12280,23 @@
                 <w:lang w:eastAsia="en-GB"/>
               </w:rPr>
             </w:pPr>
+            <w:proofErr w:type="gramStart"/>
             <w:r>
               <w:rPr>
                 <w:rFonts w:ascii="Times New Roman" w:eastAsia="Times New Roman" w:hAnsi="Times New Roman" w:cs="Times New Roman"/>
                 <w:color w:val="000000"/>
                 <w:lang w:eastAsia="en-GB"/>
               </w:rPr>
-              <w:t>System displays search results matching the user's query.</w:t>
+              <w:t>System</w:t>
+            </w:r>
+            <w:proofErr w:type="gramEnd"/>
+            <w:r>
+              <w:rPr>
+                <w:rFonts w:ascii="Times New Roman" w:eastAsia="Times New Roman" w:hAnsi="Times New Roman" w:cs="Times New Roman"/>
+                <w:color w:val="000000"/>
+                <w:lang w:eastAsia="en-GB"/>
+              </w:rPr>
+              <w:t xml:space="preserve"> displays search results matching the user's query.</w:t>
             </w:r>
           </w:p>
         </w:tc>
@@ -12463,12 +12649,21 @@
                 <w:lang w:eastAsia="en-GB"/>
               </w:rPr>
             </w:pPr>
-            <w:r>
-              <w:rPr>
-                <w:rFonts w:ascii="Times New Roman" w:eastAsia="Times New Roman" w:hAnsi="Times New Roman" w:cs="Times New Roman"/>
-                <w:lang w:eastAsia="en-GB"/>
-              </w:rPr>
-              <w:t>System displays matching rooms or workspaces.</w:t>
+            <w:proofErr w:type="gramStart"/>
+            <w:r>
+              <w:rPr>
+                <w:rFonts w:ascii="Times New Roman" w:eastAsia="Times New Roman" w:hAnsi="Times New Roman" w:cs="Times New Roman"/>
+                <w:lang w:eastAsia="en-GB"/>
+              </w:rPr>
+              <w:t>System</w:t>
+            </w:r>
+            <w:proofErr w:type="gramEnd"/>
+            <w:r>
+              <w:rPr>
+                <w:rFonts w:ascii="Times New Roman" w:eastAsia="Times New Roman" w:hAnsi="Times New Roman" w:cs="Times New Roman"/>
+                <w:lang w:eastAsia="en-GB"/>
+              </w:rPr>
+              <w:t xml:space="preserve"> displays matching rooms or workspaces.</w:t>
             </w:r>
           </w:p>
         </w:tc>
@@ -13215,7 +13410,25 @@
                 <w:color w:val="000000"/>
                 <w:lang w:eastAsia="en-GB"/>
               </w:rPr>
-              <w:t>Recurring reservation is set, and confirmation is sent to the user.</w:t>
+              <w:t xml:space="preserve">Recurring </w:t>
+            </w:r>
+            <w:proofErr w:type="gramStart"/>
+            <w:r>
+              <w:rPr>
+                <w:rFonts w:ascii="Times New Roman" w:eastAsia="Times New Roman" w:hAnsi="Times New Roman" w:cs="Times New Roman"/>
+                <w:color w:val="000000"/>
+                <w:lang w:eastAsia="en-GB"/>
+              </w:rPr>
+              <w:t>reservation is</w:t>
+            </w:r>
+            <w:proofErr w:type="gramEnd"/>
+            <w:r>
+              <w:rPr>
+                <w:rFonts w:ascii="Times New Roman" w:eastAsia="Times New Roman" w:hAnsi="Times New Roman" w:cs="Times New Roman"/>
+                <w:color w:val="000000"/>
+                <w:lang w:eastAsia="en-GB"/>
+              </w:rPr>
+              <w:t xml:space="preserve"> set, and confirmation is sent to the user.</w:t>
             </w:r>
           </w:p>
         </w:tc>
@@ -13567,12 +13780,21 @@
                 <w:lang w:eastAsia="en-GB"/>
               </w:rPr>
             </w:pPr>
-            <w:r>
-              <w:rPr>
-                <w:rFonts w:ascii="Times New Roman" w:eastAsia="Times New Roman" w:hAnsi="Times New Roman" w:cs="Times New Roman"/>
-                <w:lang w:eastAsia="en-GB"/>
-              </w:rPr>
-              <w:t>System checks availability for each instance of the recurrence.</w:t>
+            <w:proofErr w:type="gramStart"/>
+            <w:r>
+              <w:rPr>
+                <w:rFonts w:ascii="Times New Roman" w:eastAsia="Times New Roman" w:hAnsi="Times New Roman" w:cs="Times New Roman"/>
+                <w:lang w:eastAsia="en-GB"/>
+              </w:rPr>
+              <w:t>System</w:t>
+            </w:r>
+            <w:proofErr w:type="gramEnd"/>
+            <w:r>
+              <w:rPr>
+                <w:rFonts w:ascii="Times New Roman" w:eastAsia="Times New Roman" w:hAnsi="Times New Roman" w:cs="Times New Roman"/>
+                <w:lang w:eastAsia="en-GB"/>
+              </w:rPr>
+              <w:t xml:space="preserve"> checks availability for each instance of the recurrence.</w:t>
             </w:r>
           </w:p>
         </w:tc>
@@ -13643,12 +13865,21 @@
                 <w:lang w:eastAsia="en-GB"/>
               </w:rPr>
             </w:pPr>
-            <w:r>
-              <w:rPr>
-                <w:rFonts w:ascii="Times New Roman" w:eastAsia="Times New Roman" w:hAnsi="Times New Roman" w:cs="Times New Roman"/>
-                <w:lang w:eastAsia="en-GB"/>
-              </w:rPr>
-              <w:t>System books the room/workspace and sends a confirmation.</w:t>
+            <w:proofErr w:type="gramStart"/>
+            <w:r>
+              <w:rPr>
+                <w:rFonts w:ascii="Times New Roman" w:eastAsia="Times New Roman" w:hAnsi="Times New Roman" w:cs="Times New Roman"/>
+                <w:lang w:eastAsia="en-GB"/>
+              </w:rPr>
+              <w:t>System</w:t>
+            </w:r>
+            <w:proofErr w:type="gramEnd"/>
+            <w:r>
+              <w:rPr>
+                <w:rFonts w:ascii="Times New Roman" w:eastAsia="Times New Roman" w:hAnsi="Times New Roman" w:cs="Times New Roman"/>
+                <w:lang w:eastAsia="en-GB"/>
+              </w:rPr>
+              <w:t xml:space="preserve"> books the room/workspace and sends a confirmation.</w:t>
             </w:r>
           </w:p>
         </w:tc>
@@ -14332,7 +14563,23 @@
                 <w:rFonts w:ascii="Times New Roman" w:eastAsia="Times New Roman" w:hAnsi="Times New Roman" w:cs="Times New Roman"/>
                 <w:lang w:eastAsia="en-GB"/>
               </w:rPr>
-              <w:t>Booking request is submitted.</w:t>
+              <w:t xml:space="preserve">Booking </w:t>
+            </w:r>
+            <w:proofErr w:type="gramStart"/>
+            <w:r>
+              <w:rPr>
+                <w:rFonts w:ascii="Times New Roman" w:eastAsia="Times New Roman" w:hAnsi="Times New Roman" w:cs="Times New Roman"/>
+                <w:lang w:eastAsia="en-GB"/>
+              </w:rPr>
+              <w:t>request is</w:t>
+            </w:r>
+            <w:proofErr w:type="gramEnd"/>
+            <w:r>
+              <w:rPr>
+                <w:rFonts w:ascii="Times New Roman" w:eastAsia="Times New Roman" w:hAnsi="Times New Roman" w:cs="Times New Roman"/>
+                <w:lang w:eastAsia="en-GB"/>
+              </w:rPr>
+              <w:t xml:space="preserve"> submitted.</w:t>
             </w:r>
           </w:p>
         </w:tc>
@@ -14688,12 +14935,21 @@
                 <w:lang w:eastAsia="en-GB"/>
               </w:rPr>
             </w:pPr>
-            <w:r>
-              <w:rPr>
-                <w:rFonts w:ascii="Times New Roman" w:eastAsia="Times New Roman" w:hAnsi="Times New Roman" w:cs="Times New Roman"/>
-                <w:lang w:eastAsia="en-GB"/>
-              </w:rPr>
-              <w:t>System checks the request against predefined rules.</w:t>
+            <w:proofErr w:type="gramStart"/>
+            <w:r>
+              <w:rPr>
+                <w:rFonts w:ascii="Times New Roman" w:eastAsia="Times New Roman" w:hAnsi="Times New Roman" w:cs="Times New Roman"/>
+                <w:lang w:eastAsia="en-GB"/>
+              </w:rPr>
+              <w:t>System</w:t>
+            </w:r>
+            <w:proofErr w:type="gramEnd"/>
+            <w:r>
+              <w:rPr>
+                <w:rFonts w:ascii="Times New Roman" w:eastAsia="Times New Roman" w:hAnsi="Times New Roman" w:cs="Times New Roman"/>
+                <w:lang w:eastAsia="en-GB"/>
+              </w:rPr>
+              <w:t xml:space="preserve"> checks the request against predefined rules.</w:t>
             </w:r>
           </w:p>
         </w:tc>
@@ -14764,12 +15020,21 @@
                 <w:lang w:eastAsia="en-GB"/>
               </w:rPr>
             </w:pPr>
-            <w:r>
-              <w:rPr>
-                <w:rFonts w:ascii="Times New Roman" w:eastAsia="Times New Roman" w:hAnsi="Times New Roman" w:cs="Times New Roman"/>
-                <w:lang w:eastAsia="en-GB"/>
-              </w:rPr>
-              <w:t>System approves or rejects the request.</w:t>
+            <w:proofErr w:type="gramStart"/>
+            <w:r>
+              <w:rPr>
+                <w:rFonts w:ascii="Times New Roman" w:eastAsia="Times New Roman" w:hAnsi="Times New Roman" w:cs="Times New Roman"/>
+                <w:lang w:eastAsia="en-GB"/>
+              </w:rPr>
+              <w:t>System</w:t>
+            </w:r>
+            <w:proofErr w:type="gramEnd"/>
+            <w:r>
+              <w:rPr>
+                <w:rFonts w:ascii="Times New Roman" w:eastAsia="Times New Roman" w:hAnsi="Times New Roman" w:cs="Times New Roman"/>
+                <w:lang w:eastAsia="en-GB"/>
+              </w:rPr>
+              <w:t xml:space="preserve"> approves or rejects the request.</w:t>
             </w:r>
           </w:p>
         </w:tc>
@@ -15411,13 +15676,23 @@
                 <w:lang w:eastAsia="en-GB"/>
               </w:rPr>
             </w:pPr>
+            <w:proofErr w:type="gramStart"/>
             <w:r>
               <w:rPr>
                 <w:rFonts w:ascii="Times New Roman" w:eastAsia="Times New Roman" w:hAnsi="Times New Roman" w:cs="Times New Roman"/>
                 <w:color w:val="000000"/>
                 <w:lang w:eastAsia="en-GB"/>
               </w:rPr>
-              <w:t xml:space="preserve">System </w:t>
+              <w:t>System</w:t>
+            </w:r>
+            <w:proofErr w:type="gramEnd"/>
+            <w:r>
+              <w:rPr>
+                <w:rFonts w:ascii="Times New Roman" w:eastAsia="Times New Roman" w:hAnsi="Times New Roman" w:cs="Times New Roman"/>
+                <w:color w:val="000000"/>
+                <w:lang w:eastAsia="en-GB"/>
+              </w:rPr>
+              <w:t xml:space="preserve"> </w:t>
             </w:r>
             <w:r>
               <w:rPr>
@@ -16619,12 +16894,21 @@
                 <w:lang w:eastAsia="en-GB"/>
               </w:rPr>
             </w:pPr>
-            <w:r>
-              <w:rPr>
-                <w:rFonts w:ascii="Times New Roman" w:eastAsia="Times New Roman" w:hAnsi="Times New Roman" w:cs="Times New Roman"/>
-                <w:lang w:eastAsia="en-GB"/>
-              </w:rPr>
-              <w:t>System must have booking data.</w:t>
+            <w:proofErr w:type="gramStart"/>
+            <w:r>
+              <w:rPr>
+                <w:rFonts w:ascii="Times New Roman" w:eastAsia="Times New Roman" w:hAnsi="Times New Roman" w:cs="Times New Roman"/>
+                <w:lang w:eastAsia="en-GB"/>
+              </w:rPr>
+              <w:t>System</w:t>
+            </w:r>
+            <w:proofErr w:type="gramEnd"/>
+            <w:r>
+              <w:rPr>
+                <w:rFonts w:ascii="Times New Roman" w:eastAsia="Times New Roman" w:hAnsi="Times New Roman" w:cs="Times New Roman"/>
+                <w:lang w:eastAsia="en-GB"/>
+              </w:rPr>
+              <w:t xml:space="preserve"> must have booking data.</w:t>
             </w:r>
           </w:p>
         </w:tc>
@@ -16904,12 +17188,21 @@
                 <w:lang w:eastAsia="en-GB"/>
               </w:rPr>
             </w:pPr>
-            <w:r>
-              <w:rPr>
-                <w:rFonts w:ascii="Times New Roman" w:eastAsia="Times New Roman" w:hAnsi="Times New Roman" w:cs="Times New Roman"/>
-                <w:lang w:eastAsia="en-GB"/>
-              </w:rPr>
-              <w:t>System compiles booking data.</w:t>
+            <w:proofErr w:type="gramStart"/>
+            <w:r>
+              <w:rPr>
+                <w:rFonts w:ascii="Times New Roman" w:eastAsia="Times New Roman" w:hAnsi="Times New Roman" w:cs="Times New Roman"/>
+                <w:lang w:eastAsia="en-GB"/>
+              </w:rPr>
+              <w:t>System</w:t>
+            </w:r>
+            <w:proofErr w:type="gramEnd"/>
+            <w:r>
+              <w:rPr>
+                <w:rFonts w:ascii="Times New Roman" w:eastAsia="Times New Roman" w:hAnsi="Times New Roman" w:cs="Times New Roman"/>
+                <w:lang w:eastAsia="en-GB"/>
+              </w:rPr>
+              <w:t xml:space="preserve"> compiles booking data.</w:t>
             </w:r>
           </w:p>
         </w:tc>
@@ -16980,12 +17273,21 @@
                 <w:lang w:eastAsia="en-GB"/>
               </w:rPr>
             </w:pPr>
-            <w:r>
-              <w:rPr>
-                <w:rFonts w:ascii="Times New Roman" w:eastAsia="Times New Roman" w:hAnsi="Times New Roman" w:cs="Times New Roman"/>
-                <w:lang w:eastAsia="en-GB"/>
-              </w:rPr>
-              <w:t>System generates a usage report.</w:t>
+            <w:proofErr w:type="gramStart"/>
+            <w:r>
+              <w:rPr>
+                <w:rFonts w:ascii="Times New Roman" w:eastAsia="Times New Roman" w:hAnsi="Times New Roman" w:cs="Times New Roman"/>
+                <w:lang w:eastAsia="en-GB"/>
+              </w:rPr>
+              <w:t>System</w:t>
+            </w:r>
+            <w:proofErr w:type="gramEnd"/>
+            <w:r>
+              <w:rPr>
+                <w:rFonts w:ascii="Times New Roman" w:eastAsia="Times New Roman" w:hAnsi="Times New Roman" w:cs="Times New Roman"/>
+                <w:lang w:eastAsia="en-GB"/>
+              </w:rPr>
+              <w:t xml:space="preserve"> generates a usage report.</w:t>
             </w:r>
           </w:p>
         </w:tc>
@@ -17056,12 +17358,21 @@
                 <w:lang w:eastAsia="en-GB"/>
               </w:rPr>
             </w:pPr>
-            <w:r>
-              <w:rPr>
-                <w:rFonts w:ascii="Times New Roman" w:eastAsia="Times New Roman" w:hAnsi="Times New Roman" w:cs="Times New Roman"/>
-                <w:lang w:eastAsia="en-GB"/>
-              </w:rPr>
-              <w:t>Report is made available to administrators.</w:t>
+            <w:proofErr w:type="gramStart"/>
+            <w:r>
+              <w:rPr>
+                <w:rFonts w:ascii="Times New Roman" w:eastAsia="Times New Roman" w:hAnsi="Times New Roman" w:cs="Times New Roman"/>
+                <w:lang w:eastAsia="en-GB"/>
+              </w:rPr>
+              <w:t>Report</w:t>
+            </w:r>
+            <w:proofErr w:type="gramEnd"/>
+            <w:r>
+              <w:rPr>
+                <w:rFonts w:ascii="Times New Roman" w:eastAsia="Times New Roman" w:hAnsi="Times New Roman" w:cs="Times New Roman"/>
+                <w:lang w:eastAsia="en-GB"/>
+              </w:rPr>
+              <w:t xml:space="preserve"> is made available to administrators.</w:t>
             </w:r>
           </w:p>
         </w:tc>
@@ -18001,12 +18312,21 @@
                 <w:lang w:eastAsia="en-GB"/>
               </w:rPr>
             </w:pPr>
-            <w:r>
-              <w:rPr>
-                <w:rFonts w:ascii="Times New Roman" w:eastAsia="Times New Roman" w:hAnsi="Times New Roman" w:cs="Times New Roman"/>
-                <w:lang w:eastAsia="en-GB"/>
-              </w:rPr>
-              <w:t>System identifies upcoming reservations.</w:t>
+            <w:proofErr w:type="gramStart"/>
+            <w:r>
+              <w:rPr>
+                <w:rFonts w:ascii="Times New Roman" w:eastAsia="Times New Roman" w:hAnsi="Times New Roman" w:cs="Times New Roman"/>
+                <w:lang w:eastAsia="en-GB"/>
+              </w:rPr>
+              <w:t>System</w:t>
+            </w:r>
+            <w:proofErr w:type="gramEnd"/>
+            <w:r>
+              <w:rPr>
+                <w:rFonts w:ascii="Times New Roman" w:eastAsia="Times New Roman" w:hAnsi="Times New Roman" w:cs="Times New Roman"/>
+                <w:lang w:eastAsia="en-GB"/>
+              </w:rPr>
+              <w:t xml:space="preserve"> identifies upcoming reservations.</w:t>
             </w:r>
           </w:p>
         </w:tc>
@@ -18077,12 +18397,21 @@
                 <w:lang w:eastAsia="en-GB"/>
               </w:rPr>
             </w:pPr>
-            <w:r>
-              <w:rPr>
-                <w:rFonts w:ascii="Times New Roman" w:eastAsia="Times New Roman" w:hAnsi="Times New Roman" w:cs="Times New Roman"/>
-                <w:lang w:eastAsia="en-GB"/>
-              </w:rPr>
-              <w:t>System sends reminders to the respective users.</w:t>
+            <w:proofErr w:type="gramStart"/>
+            <w:r>
+              <w:rPr>
+                <w:rFonts w:ascii="Times New Roman" w:eastAsia="Times New Roman" w:hAnsi="Times New Roman" w:cs="Times New Roman"/>
+                <w:lang w:eastAsia="en-GB"/>
+              </w:rPr>
+              <w:t>System</w:t>
+            </w:r>
+            <w:proofErr w:type="gramEnd"/>
+            <w:r>
+              <w:rPr>
+                <w:rFonts w:ascii="Times New Roman" w:eastAsia="Times New Roman" w:hAnsi="Times New Roman" w:cs="Times New Roman"/>
+                <w:lang w:eastAsia="en-GB"/>
+              </w:rPr>
+              <w:t xml:space="preserve"> sends reminders to the respective users.</w:t>
             </w:r>
           </w:p>
         </w:tc>
@@ -19825,12 +20154,21 @@
                 <w:lang w:eastAsia="en-GB"/>
               </w:rPr>
             </w:pPr>
-            <w:r>
-              <w:rPr>
-                <w:rFonts w:ascii="Times New Roman" w:eastAsia="Times New Roman" w:hAnsi="Times New Roman" w:cs="Times New Roman"/>
-                <w:lang w:eastAsia="en-GB"/>
-              </w:rPr>
-              <w:t>User must be logged into the system</w:t>
+            <w:proofErr w:type="gramStart"/>
+            <w:r>
+              <w:rPr>
+                <w:rFonts w:ascii="Times New Roman" w:eastAsia="Times New Roman" w:hAnsi="Times New Roman" w:cs="Times New Roman"/>
+                <w:lang w:eastAsia="en-GB"/>
+              </w:rPr>
+              <w:t>User</w:t>
+            </w:r>
+            <w:proofErr w:type="gramEnd"/>
+            <w:r>
+              <w:rPr>
+                <w:rFonts w:ascii="Times New Roman" w:eastAsia="Times New Roman" w:hAnsi="Times New Roman" w:cs="Times New Roman"/>
+                <w:lang w:eastAsia="en-GB"/>
+              </w:rPr>
+              <w:t xml:space="preserve"> must be logged into the system</w:t>
             </w:r>
             <w:r>
               <w:rPr>
@@ -20345,12 +20683,21 @@
                 <w:lang w:eastAsia="en-GB"/>
               </w:rPr>
             </w:pPr>
-            <w:r>
-              <w:rPr>
-                <w:rFonts w:ascii="Times New Roman" w:eastAsia="Times New Roman" w:hAnsi="Times New Roman" w:cs="Times New Roman"/>
-                <w:lang w:eastAsia="en-GB"/>
-              </w:rPr>
-              <w:t>System displays detailed information about the selected room/workspace.</w:t>
+            <w:proofErr w:type="gramStart"/>
+            <w:r>
+              <w:rPr>
+                <w:rFonts w:ascii="Times New Roman" w:eastAsia="Times New Roman" w:hAnsi="Times New Roman" w:cs="Times New Roman"/>
+                <w:lang w:eastAsia="en-GB"/>
+              </w:rPr>
+              <w:t>System</w:t>
+            </w:r>
+            <w:proofErr w:type="gramEnd"/>
+            <w:r>
+              <w:rPr>
+                <w:rFonts w:ascii="Times New Roman" w:eastAsia="Times New Roman" w:hAnsi="Times New Roman" w:cs="Times New Roman"/>
+                <w:lang w:eastAsia="en-GB"/>
+              </w:rPr>
+              <w:t xml:space="preserve"> displays detailed information about the selected room/workspace.</w:t>
             </w:r>
           </w:p>
         </w:tc>
@@ -21289,12 +21636,21 @@
                 <w:lang w:eastAsia="en-GB"/>
               </w:rPr>
             </w:pPr>
-            <w:r>
-              <w:rPr>
-                <w:rFonts w:ascii="Times New Roman" w:eastAsia="Times New Roman" w:hAnsi="Times New Roman" w:cs="Times New Roman"/>
-                <w:lang w:eastAsia="en-GB"/>
-              </w:rPr>
-              <w:t>System checks the number of occupants during a booking request.</w:t>
+            <w:proofErr w:type="gramStart"/>
+            <w:r>
+              <w:rPr>
+                <w:rFonts w:ascii="Times New Roman" w:eastAsia="Times New Roman" w:hAnsi="Times New Roman" w:cs="Times New Roman"/>
+                <w:lang w:eastAsia="en-GB"/>
+              </w:rPr>
+              <w:t>System</w:t>
+            </w:r>
+            <w:proofErr w:type="gramEnd"/>
+            <w:r>
+              <w:rPr>
+                <w:rFonts w:ascii="Times New Roman" w:eastAsia="Times New Roman" w:hAnsi="Times New Roman" w:cs="Times New Roman"/>
+                <w:lang w:eastAsia="en-GB"/>
+              </w:rPr>
+              <w:t xml:space="preserve"> checks the number of occupants during a booking request.</w:t>
             </w:r>
           </w:p>
         </w:tc>
@@ -22092,12 +22448,21 @@
                 <w:lang w:eastAsia="en-GB"/>
               </w:rPr>
             </w:pPr>
-            <w:r>
-              <w:rPr>
-                <w:rFonts w:ascii="Times New Roman" w:eastAsia="Times New Roman" w:hAnsi="Times New Roman" w:cs="Times New Roman"/>
-                <w:lang w:eastAsia="en-GB"/>
-              </w:rPr>
-              <w:t>User must be logged into the system</w:t>
+            <w:proofErr w:type="gramStart"/>
+            <w:r>
+              <w:rPr>
+                <w:rFonts w:ascii="Times New Roman" w:eastAsia="Times New Roman" w:hAnsi="Times New Roman" w:cs="Times New Roman"/>
+                <w:lang w:eastAsia="en-GB"/>
+              </w:rPr>
+              <w:t>User</w:t>
+            </w:r>
+            <w:proofErr w:type="gramEnd"/>
+            <w:r>
+              <w:rPr>
+                <w:rFonts w:ascii="Times New Roman" w:eastAsia="Times New Roman" w:hAnsi="Times New Roman" w:cs="Times New Roman"/>
+                <w:lang w:eastAsia="en-GB"/>
+              </w:rPr>
+              <w:t xml:space="preserve"> must be logged into the system</w:t>
             </w:r>
             <w:r>
               <w:rPr>
@@ -23632,12 +23997,21 @@
                 <w:lang w:eastAsia="en-GB"/>
               </w:rPr>
             </w:pPr>
-            <w:r>
-              <w:rPr>
-                <w:rFonts w:ascii="Times New Roman" w:eastAsia="Times New Roman" w:hAnsi="Times New Roman" w:cs="Times New Roman"/>
-                <w:lang w:eastAsia="en-GB"/>
-              </w:rPr>
-              <w:t>System sends notifications about the maintenance schedule.</w:t>
+            <w:proofErr w:type="gramStart"/>
+            <w:r>
+              <w:rPr>
+                <w:rFonts w:ascii="Times New Roman" w:eastAsia="Times New Roman" w:hAnsi="Times New Roman" w:cs="Times New Roman"/>
+                <w:lang w:eastAsia="en-GB"/>
+              </w:rPr>
+              <w:t>System</w:t>
+            </w:r>
+            <w:proofErr w:type="gramEnd"/>
+            <w:r>
+              <w:rPr>
+                <w:rFonts w:ascii="Times New Roman" w:eastAsia="Times New Roman" w:hAnsi="Times New Roman" w:cs="Times New Roman"/>
+                <w:lang w:eastAsia="en-GB"/>
+              </w:rPr>
+              <w:t xml:space="preserve"> sends notifications about the maintenance schedule.</w:t>
             </w:r>
           </w:p>
         </w:tc>
@@ -24084,7 +24458,23 @@
                 <w:rFonts w:ascii="Times New Roman" w:eastAsia="Times New Roman" w:hAnsi="Times New Roman" w:cs="Times New Roman"/>
                 <w:lang w:eastAsia="en-GB"/>
               </w:rPr>
-              <w:t>If the notification fails, the system logs the issue and attempts to resend later.</w:t>
+              <w:t xml:space="preserve">If the notification fails, the system </w:t>
+            </w:r>
+            <w:proofErr w:type="gramStart"/>
+            <w:r>
+              <w:rPr>
+                <w:rFonts w:ascii="Times New Roman" w:eastAsia="Times New Roman" w:hAnsi="Times New Roman" w:cs="Times New Roman"/>
+                <w:lang w:eastAsia="en-GB"/>
+              </w:rPr>
+              <w:t>logs</w:t>
+            </w:r>
+            <w:proofErr w:type="gramEnd"/>
+            <w:r>
+              <w:rPr>
+                <w:rFonts w:ascii="Times New Roman" w:eastAsia="Times New Roman" w:hAnsi="Times New Roman" w:cs="Times New Roman"/>
+                <w:lang w:eastAsia="en-GB"/>
+              </w:rPr>
+              <w:t xml:space="preserve"> the issue and attempts to resend later.</w:t>
             </w:r>
           </w:p>
         </w:tc>
@@ -24879,12 +25269,21 @@
                 <w:lang w:eastAsia="en-GB"/>
               </w:rPr>
             </w:pPr>
-            <w:r>
-              <w:rPr>
-                <w:rFonts w:ascii="Times New Roman" w:eastAsia="Times New Roman" w:hAnsi="Times New Roman" w:cs="Times New Roman"/>
-                <w:lang w:eastAsia="en-GB"/>
-              </w:rPr>
-              <w:t>System stores the feedback.</w:t>
+            <w:proofErr w:type="gramStart"/>
+            <w:r>
+              <w:rPr>
+                <w:rFonts w:ascii="Times New Roman" w:eastAsia="Times New Roman" w:hAnsi="Times New Roman" w:cs="Times New Roman"/>
+                <w:lang w:eastAsia="en-GB"/>
+              </w:rPr>
+              <w:t>System</w:t>
+            </w:r>
+            <w:proofErr w:type="gramEnd"/>
+            <w:r>
+              <w:rPr>
+                <w:rFonts w:ascii="Times New Roman" w:eastAsia="Times New Roman" w:hAnsi="Times New Roman" w:cs="Times New Roman"/>
+                <w:lang w:eastAsia="en-GB"/>
+              </w:rPr>
+              <w:t xml:space="preserve"> stores the feedback.</w:t>
             </w:r>
           </w:p>
         </w:tc>
@@ -25539,12 +25938,21 @@
                 <w:lang w:eastAsia="en-GB"/>
               </w:rPr>
             </w:pPr>
-            <w:r>
-              <w:rPr>
-                <w:rFonts w:ascii="Times New Roman" w:eastAsia="Times New Roman" w:hAnsi="Times New Roman" w:cs="Times New Roman"/>
-                <w:lang w:eastAsia="en-GB"/>
-              </w:rPr>
-              <w:t>User must have administrative access.</w:t>
+            <w:proofErr w:type="gramStart"/>
+            <w:r>
+              <w:rPr>
+                <w:rFonts w:ascii="Times New Roman" w:eastAsia="Times New Roman" w:hAnsi="Times New Roman" w:cs="Times New Roman"/>
+                <w:lang w:eastAsia="en-GB"/>
+              </w:rPr>
+              <w:t>User</w:t>
+            </w:r>
+            <w:proofErr w:type="gramEnd"/>
+            <w:r>
+              <w:rPr>
+                <w:rFonts w:ascii="Times New Roman" w:eastAsia="Times New Roman" w:hAnsi="Times New Roman" w:cs="Times New Roman"/>
+                <w:lang w:eastAsia="en-GB"/>
+              </w:rPr>
+              <w:t xml:space="preserve"> must have administrative access.</w:t>
             </w:r>
           </w:p>
         </w:tc>
@@ -25977,12 +26385,21 @@
                 <w:lang w:eastAsia="en-GB"/>
               </w:rPr>
             </w:pPr>
-            <w:r>
-              <w:rPr>
-                <w:rFonts w:ascii="Times New Roman" w:eastAsia="Times New Roman" w:hAnsi="Times New Roman" w:cs="Times New Roman"/>
-                <w:lang w:eastAsia="en-GB"/>
-              </w:rPr>
-              <w:t>System displays booking statistics and usage data.</w:t>
+            <w:proofErr w:type="gramStart"/>
+            <w:r>
+              <w:rPr>
+                <w:rFonts w:ascii="Times New Roman" w:eastAsia="Times New Roman" w:hAnsi="Times New Roman" w:cs="Times New Roman"/>
+                <w:lang w:eastAsia="en-GB"/>
+              </w:rPr>
+              <w:t>System</w:t>
+            </w:r>
+            <w:proofErr w:type="gramEnd"/>
+            <w:r>
+              <w:rPr>
+                <w:rFonts w:ascii="Times New Roman" w:eastAsia="Times New Roman" w:hAnsi="Times New Roman" w:cs="Times New Roman"/>
+                <w:lang w:eastAsia="en-GB"/>
+              </w:rPr>
+              <w:t xml:space="preserve"> displays booking statistics and usage data.</w:t>
             </w:r>
           </w:p>
         </w:tc>
@@ -26627,7 +27044,15 @@
         <w:pStyle w:val="ListParagraph"/>
       </w:pPr>
       <w:r>
-        <w:t>`adminID`: A unique identifier for each admin.</w:t>
+        <w:t>`</w:t>
+      </w:r>
+      <w:proofErr w:type="spellStart"/>
+      <w:r>
+        <w:t>adminID</w:t>
+      </w:r>
+      <w:proofErr w:type="spellEnd"/>
+      <w:r>
+        <w:t>`: A unique identifier for each admin.</w:t>
       </w:r>
     </w:p>
     <w:p>
@@ -26663,7 +27088,20 @@
         <w:pStyle w:val="ListParagraph"/>
       </w:pPr>
       <w:r>
-        <w:t>`createUserAccount()`: Creates new user accounts.</w:t>
+        <w:t>`</w:t>
+      </w:r>
+      <w:proofErr w:type="spellStart"/>
+      <w:proofErr w:type="gramStart"/>
+      <w:r>
+        <w:t>createUserAccount</w:t>
+      </w:r>
+      <w:proofErr w:type="spellEnd"/>
+      <w:r>
+        <w:t>(</w:t>
+      </w:r>
+      <w:proofErr w:type="gramEnd"/>
+      <w:r>
+        <w:t>)`: Creates new user accounts.</w:t>
       </w:r>
     </w:p>
     <w:p>
@@ -26671,7 +27109,20 @@
         <w:pStyle w:val="ListParagraph"/>
       </w:pPr>
       <w:r>
-        <w:t>`manageUserAccounts()`: Modifies or deletes existing user accounts, including updating user information and roles.</w:t>
+        <w:t>`</w:t>
+      </w:r>
+      <w:proofErr w:type="spellStart"/>
+      <w:proofErr w:type="gramStart"/>
+      <w:r>
+        <w:t>manageUserAccounts</w:t>
+      </w:r>
+      <w:proofErr w:type="spellEnd"/>
+      <w:r>
+        <w:t>(</w:t>
+      </w:r>
+      <w:proofErr w:type="gramEnd"/>
+      <w:r>
+        <w:t>)`: Modifies or deletes existing user accounts, including updating user information and roles.</w:t>
       </w:r>
     </w:p>
     <w:p>
@@ -26774,7 +27225,15 @@
         <w:ind w:left="1440"/>
       </w:pPr>
       <w:r>
-        <w:t>`userID`: A unique identifier for each user.</w:t>
+        <w:t>`</w:t>
+      </w:r>
+      <w:proofErr w:type="spellStart"/>
+      <w:r>
+        <w:t>userID</w:t>
+      </w:r>
+      <w:proofErr w:type="spellEnd"/>
+      <w:r>
+        <w:t>`: A unique identifier for each user.</w:t>
       </w:r>
     </w:p>
     <w:p>
@@ -26830,7 +27289,20 @@
         <w:ind w:left="1440"/>
       </w:pPr>
       <w:r>
-        <w:t>`viewAvailableSlots()`: Allows users to see available rooms and workspaces.</w:t>
+        <w:t>`</w:t>
+      </w:r>
+      <w:proofErr w:type="spellStart"/>
+      <w:proofErr w:type="gramStart"/>
+      <w:r>
+        <w:t>viewAvailableSlots</w:t>
+      </w:r>
+      <w:proofErr w:type="spellEnd"/>
+      <w:r>
+        <w:t>(</w:t>
+      </w:r>
+      <w:proofErr w:type="gramEnd"/>
+      <w:r>
+        <w:t>)`: Allows users to see available rooms and workspaces.</w:t>
       </w:r>
     </w:p>
     <w:p>
@@ -26839,7 +27311,20 @@
         <w:ind w:left="1440"/>
       </w:pPr>
       <w:r>
-        <w:t>`makeReservation()`: Enables users to make a booking for a room or workspace.</w:t>
+        <w:t>`</w:t>
+      </w:r>
+      <w:proofErr w:type="spellStart"/>
+      <w:proofErr w:type="gramStart"/>
+      <w:r>
+        <w:t>makeReservation</w:t>
+      </w:r>
+      <w:proofErr w:type="spellEnd"/>
+      <w:r>
+        <w:t>(</w:t>
+      </w:r>
+      <w:proofErr w:type="gramEnd"/>
+      <w:r>
+        <w:t>)`: Enables users to make a booking for a room or workspace.</w:t>
       </w:r>
     </w:p>
     <w:p>
@@ -26848,7 +27333,20 @@
         <w:ind w:left="1440"/>
       </w:pPr>
       <w:r>
-        <w:t>`cancelReservation()`: Allows users to cancel an existing reservation.</w:t>
+        <w:t>`</w:t>
+      </w:r>
+      <w:proofErr w:type="spellStart"/>
+      <w:proofErr w:type="gramStart"/>
+      <w:r>
+        <w:t>cancelReservation</w:t>
+      </w:r>
+      <w:proofErr w:type="spellEnd"/>
+      <w:r>
+        <w:t>(</w:t>
+      </w:r>
+      <w:proofErr w:type="gramEnd"/>
+      <w:r>
+        <w:t>)`: Allows users to cancel an existing reservation.</w:t>
       </w:r>
     </w:p>
     <w:p>
@@ -26951,7 +27449,15 @@
         <w:ind w:left="1440"/>
       </w:pPr>
       <w:r>
-        <w:t>`bookingID`: A unique identifier for each booking.</w:t>
+        <w:t>`</w:t>
+      </w:r>
+      <w:proofErr w:type="spellStart"/>
+      <w:r>
+        <w:t>bookingID</w:t>
+      </w:r>
+      <w:proofErr w:type="spellEnd"/>
+      <w:r>
+        <w:t>`: A unique identifier for each booking.</w:t>
       </w:r>
     </w:p>
     <w:p>
@@ -26960,7 +27466,15 @@
         <w:ind w:left="1440"/>
       </w:pPr>
       <w:r>
-        <w:t>`userID`: The ID of the user who made the booking.</w:t>
+        <w:t>`</w:t>
+      </w:r>
+      <w:proofErr w:type="spellStart"/>
+      <w:r>
+        <w:t>userID</w:t>
+      </w:r>
+      <w:proofErr w:type="spellEnd"/>
+      <w:r>
+        <w:t>`: The ID of the user who made the booking.</w:t>
       </w:r>
     </w:p>
     <w:p>
@@ -26970,7 +27484,15 @@
       </w:pPr>
       <w:r>
         <w:lastRenderedPageBreak/>
-        <w:t>`roomID`: The ID of the booked room (nullable if a workspace is booked).</w:t>
+        <w:t>`</w:t>
+      </w:r>
+      <w:proofErr w:type="spellStart"/>
+      <w:r>
+        <w:t>roomID</w:t>
+      </w:r>
+      <w:proofErr w:type="spellEnd"/>
+      <w:r>
+        <w:t>`: The ID of the booked room (nullable if a workspace is booked).</w:t>
       </w:r>
     </w:p>
     <w:p>
@@ -26979,7 +27501,15 @@
         <w:ind w:left="1440"/>
       </w:pPr>
       <w:r>
-        <w:t>`workspaceID`: The ID of the booked workspace (nullable if a whole room is booked).</w:t>
+        <w:t>`</w:t>
+      </w:r>
+      <w:proofErr w:type="spellStart"/>
+      <w:r>
+        <w:t>workspaceID</w:t>
+      </w:r>
+      <w:proofErr w:type="spellEnd"/>
+      <w:r>
+        <w:t>`: The ID of the booked workspace (nullable if a whole room is booked).</w:t>
       </w:r>
     </w:p>
     <w:p>
@@ -26988,7 +27518,15 @@
         <w:ind w:left="1440"/>
       </w:pPr>
       <w:r>
-        <w:t>`startTime`: The starting time of the booking.</w:t>
+        <w:t>`</w:t>
+      </w:r>
+      <w:proofErr w:type="spellStart"/>
+      <w:r>
+        <w:t>startTime</w:t>
+      </w:r>
+      <w:proofErr w:type="spellEnd"/>
+      <w:r>
+        <w:t>`: The starting time of the booking.</w:t>
       </w:r>
     </w:p>
     <w:p>
@@ -26997,7 +27535,15 @@
         <w:ind w:left="1440"/>
       </w:pPr>
       <w:r>
-        <w:t>`endTime`: The ending time of the booking.</w:t>
+        <w:t>`</w:t>
+      </w:r>
+      <w:proofErr w:type="spellStart"/>
+      <w:r>
+        <w:t>endTime</w:t>
+      </w:r>
+      <w:proofErr w:type="spellEnd"/>
+      <w:r>
+        <w:t>`: The ending time of the booking.</w:t>
       </w:r>
     </w:p>
     <w:p>
@@ -27055,7 +27601,20 @@
         <w:ind w:left="1440"/>
       </w:pPr>
       <w:r>
-        <w:t>`createBooking()`: Creates a new booking.</w:t>
+        <w:t>`</w:t>
+      </w:r>
+      <w:proofErr w:type="spellStart"/>
+      <w:proofErr w:type="gramStart"/>
+      <w:r>
+        <w:t>createBooking</w:t>
+      </w:r>
+      <w:proofErr w:type="spellEnd"/>
+      <w:r>
+        <w:t>(</w:t>
+      </w:r>
+      <w:proofErr w:type="gramEnd"/>
+      <w:r>
+        <w:t>)`: Creates a new booking.</w:t>
       </w:r>
     </w:p>
     <w:p>
@@ -27064,7 +27623,20 @@
         <w:ind w:left="1440"/>
       </w:pPr>
       <w:r>
-        <w:t>`modifyBooking()`: Modifies an existing booking.</w:t>
+        <w:t>`</w:t>
+      </w:r>
+      <w:proofErr w:type="spellStart"/>
+      <w:proofErr w:type="gramStart"/>
+      <w:r>
+        <w:t>modifyBooking</w:t>
+      </w:r>
+      <w:proofErr w:type="spellEnd"/>
+      <w:r>
+        <w:t>(</w:t>
+      </w:r>
+      <w:proofErr w:type="gramEnd"/>
+      <w:r>
+        <w:t>)`: Modifies an existing booking.</w:t>
       </w:r>
     </w:p>
     <w:p>
@@ -27073,7 +27645,20 @@
         <w:ind w:left="1440"/>
       </w:pPr>
       <w:r>
-        <w:t>`cancelBooking()`: Cancels an existing booking.</w:t>
+        <w:t>`</w:t>
+      </w:r>
+      <w:proofErr w:type="spellStart"/>
+      <w:proofErr w:type="gramStart"/>
+      <w:r>
+        <w:t>cancelBooking</w:t>
+      </w:r>
+      <w:proofErr w:type="spellEnd"/>
+      <w:r>
+        <w:t>(</w:t>
+      </w:r>
+      <w:proofErr w:type="gramEnd"/>
+      <w:r>
+        <w:t>)`: Cancels an existing booking.</w:t>
       </w:r>
     </w:p>
     <w:p>
@@ -27176,7 +27761,15 @@
         <w:ind w:left="1440"/>
       </w:pPr>
       <w:r>
-        <w:t>`notificationID`: A unique identifier for each notification.</w:t>
+        <w:t>`</w:t>
+      </w:r>
+      <w:proofErr w:type="spellStart"/>
+      <w:r>
+        <w:t>notificationID</w:t>
+      </w:r>
+      <w:proofErr w:type="spellEnd"/>
+      <w:r>
+        <w:t>`: A unique identifier for each notification.</w:t>
       </w:r>
     </w:p>
     <w:p>
@@ -27185,7 +27778,15 @@
         <w:ind w:left="1440"/>
       </w:pPr>
       <w:r>
-        <w:t>`userID`: The ID of the user receiving the notification.</w:t>
+        <w:t>`</w:t>
+      </w:r>
+      <w:proofErr w:type="spellStart"/>
+      <w:r>
+        <w:t>userID</w:t>
+      </w:r>
+      <w:proofErr w:type="spellEnd"/>
+      <w:r>
+        <w:t>`: The ID of the user receiving the notification.</w:t>
       </w:r>
     </w:p>
     <w:p>
@@ -27232,7 +27833,20 @@
         <w:ind w:left="1440"/>
       </w:pPr>
       <w:r>
-        <w:t>`sendNotification()`: Sends a notification to the user.</w:t>
+        <w:t>`</w:t>
+      </w:r>
+      <w:proofErr w:type="spellStart"/>
+      <w:proofErr w:type="gramStart"/>
+      <w:r>
+        <w:t>sendNotification</w:t>
+      </w:r>
+      <w:proofErr w:type="spellEnd"/>
+      <w:r>
+        <w:t>(</w:t>
+      </w:r>
+      <w:proofErr w:type="gramEnd"/>
+      <w:r>
+        <w:t>)`: Sends a notification to the user.</w:t>
       </w:r>
     </w:p>
     <w:p>
@@ -27333,7 +27947,15 @@
         <w:ind w:left="1440"/>
       </w:pPr>
       <w:r>
-        <w:t>`roomID`: A unique identifier for each room.</w:t>
+        <w:t>`</w:t>
+      </w:r>
+      <w:proofErr w:type="spellStart"/>
+      <w:r>
+        <w:t>roomID</w:t>
+      </w:r>
+      <w:proofErr w:type="spellEnd"/>
+      <w:r>
+        <w:t>`: A unique identifier for each room.</w:t>
       </w:r>
     </w:p>
     <w:p>
@@ -27369,7 +27991,15 @@
         <w:ind w:left="1440"/>
       </w:pPr>
       <w:r>
-        <w:t>`isAvailable`: A flag indicating whether the room is currently available for booking.</w:t>
+        <w:t>`</w:t>
+      </w:r>
+      <w:proofErr w:type="spellStart"/>
+      <w:r>
+        <w:t>isAvailable</w:t>
+      </w:r>
+      <w:proofErr w:type="spellEnd"/>
+      <w:r>
+        <w:t>`: A flag indicating whether the room is currently available for booking.</w:t>
       </w:r>
     </w:p>
     <w:p>
@@ -27378,7 +28008,15 @@
         <w:ind w:left="1440"/>
       </w:pPr>
       <w:r>
-        <w:t>`hasWorkspaces`: A flag indicating if the room contains individual workspaces.</w:t>
+        <w:t>`</w:t>
+      </w:r>
+      <w:proofErr w:type="spellStart"/>
+      <w:r>
+        <w:t>hasWorkspaces</w:t>
+      </w:r>
+      <w:proofErr w:type="spellEnd"/>
+      <w:r>
+        <w:t>`: A flag indicating if the room contains individual workspaces.</w:t>
       </w:r>
     </w:p>
     <w:p>
@@ -27407,7 +28045,20 @@
         <w:ind w:left="1440"/>
       </w:pPr>
       <w:r>
-        <w:t>`checkAvailability()`: Checks if the room is available for booking.</w:t>
+        <w:t>`</w:t>
+      </w:r>
+      <w:proofErr w:type="spellStart"/>
+      <w:proofErr w:type="gramStart"/>
+      <w:r>
+        <w:t>checkAvailability</w:t>
+      </w:r>
+      <w:proofErr w:type="spellEnd"/>
+      <w:r>
+        <w:t>(</w:t>
+      </w:r>
+      <w:proofErr w:type="gramEnd"/>
+      <w:r>
+        <w:t>)`: Checks if the room is available for booking.</w:t>
       </w:r>
     </w:p>
     <w:p>
@@ -27417,7 +28068,20 @@
       </w:pPr>
       <w:r>
         <w:lastRenderedPageBreak/>
-        <w:t>`updateStatus()`: Updates the room's availability status.</w:t>
+        <w:t>`</w:t>
+      </w:r>
+      <w:proofErr w:type="spellStart"/>
+      <w:proofErr w:type="gramStart"/>
+      <w:r>
+        <w:t>updateStatus</w:t>
+      </w:r>
+      <w:proofErr w:type="spellEnd"/>
+      <w:r>
+        <w:t>(</w:t>
+      </w:r>
+      <w:proofErr w:type="gramEnd"/>
+      <w:r>
+        <w:t>)`: Updates the room's availability status.</w:t>
       </w:r>
     </w:p>
     <w:p>
@@ -27520,7 +28184,15 @@
         <w:ind w:left="1440"/>
       </w:pPr>
       <w:r>
-        <w:t>`workspaceID`: A unique identifier for each workspace.</w:t>
+        <w:t>`</w:t>
+      </w:r>
+      <w:proofErr w:type="spellStart"/>
+      <w:r>
+        <w:t>workspaceID</w:t>
+      </w:r>
+      <w:proofErr w:type="spellEnd"/>
+      <w:r>
+        <w:t>`: A unique identifier for each workspace.</w:t>
       </w:r>
     </w:p>
     <w:p>
@@ -27529,7 +28201,15 @@
         <w:ind w:left="1440"/>
       </w:pPr>
       <w:r>
-        <w:t>`roomID`: The ID of the room that contains the workspace.</w:t>
+        <w:t>`</w:t>
+      </w:r>
+      <w:proofErr w:type="spellStart"/>
+      <w:r>
+        <w:t>roomID</w:t>
+      </w:r>
+      <w:proofErr w:type="spellEnd"/>
+      <w:r>
+        <w:t>`: The ID of the room that contains the workspace.</w:t>
       </w:r>
     </w:p>
     <w:p>
@@ -27538,7 +28218,15 @@
         <w:ind w:left="1440"/>
       </w:pPr>
       <w:r>
-        <w:t>`isAvailable`: A flag indicating whether the workspace is available for booking.</w:t>
+        <w:t>`</w:t>
+      </w:r>
+      <w:proofErr w:type="spellStart"/>
+      <w:r>
+        <w:t>isAvailable</w:t>
+      </w:r>
+      <w:proofErr w:type="spellEnd"/>
+      <w:r>
+        <w:t>`: A flag indicating whether the workspace is available for booking.</w:t>
       </w:r>
     </w:p>
     <w:p>
@@ -27576,7 +28264,20 @@
         <w:ind w:left="1440"/>
       </w:pPr>
       <w:r>
-        <w:t>`reserveWorkspace()`: Reserves the workspace for a user.</w:t>
+        <w:t>`</w:t>
+      </w:r>
+      <w:proofErr w:type="spellStart"/>
+      <w:proofErr w:type="gramStart"/>
+      <w:r>
+        <w:t>reserveWorkspace</w:t>
+      </w:r>
+      <w:proofErr w:type="spellEnd"/>
+      <w:r>
+        <w:t>(</w:t>
+      </w:r>
+      <w:proofErr w:type="gramEnd"/>
+      <w:r>
+        <w:t>)`: Reserves the workspace for a user.</w:t>
       </w:r>
     </w:p>
     <w:p>
@@ -27585,7 +28286,20 @@
         <w:ind w:left="1440"/>
       </w:pPr>
       <w:r>
-        <w:t>`releaseWorkspace()`: Releases the workspace, making it available for others.</w:t>
+        <w:t>`</w:t>
+      </w:r>
+      <w:proofErr w:type="spellStart"/>
+      <w:proofErr w:type="gramStart"/>
+      <w:r>
+        <w:t>releaseWorkspace</w:t>
+      </w:r>
+      <w:proofErr w:type="spellEnd"/>
+      <w:r>
+        <w:t>(</w:t>
+      </w:r>
+      <w:proofErr w:type="gramEnd"/>
+      <w:r>
+        <w:t>)`: Releases the workspace, making it available for others.</w:t>
       </w:r>
     </w:p>
     <w:p>
@@ -28078,7 +28792,7 @@
           <w:noProof/>
         </w:rPr>
         <w:drawing>
-          <wp:inline distT="0" distB="0" distL="0" distR="0" wp14:anchorId="1D5CD7D4" wp14:editId="7DDFA24C">
+          <wp:inline distT="0" distB="0" distL="0" distR="0" wp14:anchorId="1D5CD7D4" wp14:editId="153A9CDB">
             <wp:extent cx="3435928" cy="2198914"/>
             <wp:effectExtent l="0" t="0" r="0" b="0"/>
             <wp:docPr id="1934791726" name="Picture 1"/>
@@ -28262,7 +28976,7 @@
         </w:rPr>
         <w:lastRenderedPageBreak/>
         <w:drawing>
-          <wp:inline distT="0" distB="0" distL="0" distR="0" wp14:anchorId="0E0186AF" wp14:editId="34CED574">
+          <wp:inline distT="0" distB="0" distL="0" distR="0" wp14:anchorId="0E0186AF" wp14:editId="6987AE67">
             <wp:extent cx="3444875" cy="2579914"/>
             <wp:effectExtent l="0" t="0" r="3175" b="0"/>
             <wp:docPr id="1314104994" name="Picture 1"/>
@@ -28553,7 +29267,7 @@
           <w:noProof/>
         </w:rPr>
         <w:drawing>
-          <wp:inline distT="0" distB="0" distL="0" distR="0" wp14:anchorId="15A06D6D" wp14:editId="6256BE49">
+          <wp:inline distT="0" distB="0" distL="0" distR="0" wp14:anchorId="15A06D6D" wp14:editId="6230144D">
             <wp:extent cx="3858275" cy="2086551"/>
             <wp:effectExtent l="0" t="0" r="0" b="9525"/>
             <wp:docPr id="411640357" name="Picture 1"/>
@@ -28638,7 +29352,7 @@
         </w:rPr>
         <w:lastRenderedPageBreak/>
         <w:drawing>
-          <wp:inline distT="0" distB="0" distL="0" distR="0" wp14:anchorId="2C3B08C0" wp14:editId="6EF5AF66">
+          <wp:inline distT="0" distB="0" distL="0" distR="0" wp14:anchorId="2C3B08C0" wp14:editId="312B38D5">
             <wp:extent cx="3526214" cy="1915571"/>
             <wp:effectExtent l="0" t="0" r="0" b="8890"/>
             <wp:docPr id="1740822536" name="Picture 1"/>
@@ -29817,42 +30531,28 @@
         <w:rPr>
           <w:b/>
           <w:bCs/>
-          <w:lang/>
         </w:rPr>
       </w:pPr>
       <w:r>
         <w:rPr>
           <w:b/>
           <w:bCs/>
-          <w:lang/>
         </w:rPr>
         <w:t xml:space="preserve">Name: </w:t>
       </w:r>
       <w:r>
-        <w:rPr>
-          <w:lang/>
-        </w:rPr>
         <w:t>Booking Object</w:t>
       </w:r>
     </w:p>
     <w:p>
-      <w:pPr>
-        <w:rPr>
-          <w:lang/>
-        </w:rPr>
-      </w:pPr>
       <w:r>
         <w:rPr>
           <w:b/>
           <w:bCs/>
-          <w:lang/>
         </w:rPr>
         <w:t>Description</w:t>
       </w:r>
       <w:r>
-        <w:rPr>
-          <w:lang/>
-        </w:rPr>
         <w:t>:</w:t>
       </w:r>
     </w:p>
@@ -29862,22 +30562,15 @@
           <w:ilvl w:val="0"/>
           <w:numId w:val="68"/>
         </w:numPr>
-        <w:rPr>
-          <w:lang/>
-        </w:rPr>
       </w:pPr>
       <w:r>
         <w:rPr>
           <w:b/>
           <w:bCs/>
-          <w:lang/>
         </w:rPr>
         <w:t>States</w:t>
       </w:r>
       <w:r>
-        <w:rPr>
-          <w:lang/>
-        </w:rPr>
         <w:t>:</w:t>
       </w:r>
     </w:p>
@@ -29887,23 +30580,24 @@
           <w:ilvl w:val="1"/>
           <w:numId w:val="68"/>
         </w:numPr>
-        <w:rPr>
-          <w:lang/>
-        </w:rPr>
       </w:pPr>
       <w:r>
         <w:rPr>
           <w:b/>
           <w:bCs/>
-          <w:lang/>
         </w:rPr>
         <w:t>Created</w:t>
       </w:r>
       <w:r>
-        <w:rPr>
-          <w:lang/>
-        </w:rPr>
-        <w:t>: A booking is created but not yet confirmed.</w:t>
+        <w:t xml:space="preserve">: A booking </w:t>
+      </w:r>
+      <w:proofErr w:type="gramStart"/>
+      <w:r>
+        <w:t>is</w:t>
+      </w:r>
+      <w:proofErr w:type="gramEnd"/>
+      <w:r>
+        <w:t xml:space="preserve"> created but not yet confirmed.</w:t>
       </w:r>
     </w:p>
     <w:p>
@@ -29912,22 +30606,15 @@
           <w:ilvl w:val="1"/>
           <w:numId w:val="68"/>
         </w:numPr>
-        <w:rPr>
-          <w:lang/>
-        </w:rPr>
       </w:pPr>
       <w:r>
         <w:rPr>
           <w:b/>
           <w:bCs/>
-          <w:lang/>
         </w:rPr>
         <w:t>Confirmed</w:t>
       </w:r>
       <w:r>
-        <w:rPr>
-          <w:lang/>
-        </w:rPr>
         <w:t>: The booking has been confirmed and is valid.</w:t>
       </w:r>
     </w:p>
@@ -29937,22 +30624,15 @@
           <w:ilvl w:val="1"/>
           <w:numId w:val="68"/>
         </w:numPr>
-        <w:rPr>
-          <w:lang/>
-        </w:rPr>
       </w:pPr>
       <w:r>
         <w:rPr>
           <w:b/>
           <w:bCs/>
-          <w:lang/>
         </w:rPr>
         <w:t>In Progress</w:t>
       </w:r>
       <w:r>
-        <w:rPr>
-          <w:lang/>
-        </w:rPr>
         <w:t>: The time for the booking has arrived, and the room/workspace is currently in use.</w:t>
       </w:r>
     </w:p>
@@ -29962,22 +30642,15 @@
           <w:ilvl w:val="1"/>
           <w:numId w:val="68"/>
         </w:numPr>
-        <w:rPr>
-          <w:lang/>
-        </w:rPr>
       </w:pPr>
       <w:r>
         <w:rPr>
           <w:b/>
           <w:bCs/>
-          <w:lang/>
         </w:rPr>
         <w:t>Completed</w:t>
       </w:r>
       <w:r>
-        <w:rPr>
-          <w:lang/>
-        </w:rPr>
         <w:t>: The booking has ended, and the room/workspace is free again.</w:t>
       </w:r>
     </w:p>
@@ -29987,55 +30660,33 @@
           <w:ilvl w:val="1"/>
           <w:numId w:val="68"/>
         </w:numPr>
-        <w:rPr>
-          <w:lang/>
-        </w:rPr>
       </w:pPr>
       <w:r>
         <w:rPr>
           <w:b/>
           <w:bCs/>
-          <w:lang/>
         </w:rPr>
         <w:t>Cancelled</w:t>
       </w:r>
       <w:r>
-        <w:rPr>
-          <w:lang/>
-        </w:rPr>
         <w:t xml:space="preserve">: The booking was </w:t>
       </w:r>
       <w:r>
-        <w:rPr>
-          <w:lang/>
-        </w:rPr>
         <w:t>cancelled</w:t>
       </w:r>
       <w:r>
-        <w:rPr>
-          <w:lang/>
-        </w:rPr>
         <w:t xml:space="preserve"> before the scheduled time.</w:t>
       </w:r>
     </w:p>
     <w:p>
-      <w:pPr>
-        <w:rPr>
-          <w:lang/>
-        </w:rPr>
-      </w:pPr>
       <w:r>
         <w:rPr>
           <w:b/>
           <w:bCs/>
-          <w:lang/>
         </w:rPr>
         <w:t>Transitions</w:t>
       </w:r>
       <w:r>
-        <w:rPr>
-          <w:lang/>
-        </w:rPr>
         <w:t>:</w:t>
       </w:r>
     </w:p>
@@ -30045,42 +30696,28 @@
           <w:ilvl w:val="0"/>
           <w:numId w:val="69"/>
         </w:numPr>
-        <w:rPr>
-          <w:lang/>
-        </w:rPr>
-      </w:pPr>
-      <w:r>
-        <w:rPr>
-          <w:lang/>
-        </w:rPr>
+      </w:pPr>
+      <w:r>
         <w:t xml:space="preserve">From </w:t>
       </w:r>
       <w:r>
         <w:rPr>
           <w:b/>
           <w:bCs/>
-          <w:lang/>
         </w:rPr>
         <w:t>Created</w:t>
       </w:r>
       <w:r>
-        <w:rPr>
-          <w:lang/>
-        </w:rPr>
         <w:t xml:space="preserve"> to </w:t>
       </w:r>
       <w:r>
         <w:rPr>
           <w:b/>
           <w:bCs/>
-          <w:lang/>
         </w:rPr>
         <w:t>Confirmed</w:t>
       </w:r>
       <w:r>
-        <w:rPr>
-          <w:lang/>
-        </w:rPr>
         <w:t>: When the user confirms the booking.</w:t>
       </w:r>
     </w:p>
@@ -30090,42 +30727,28 @@
           <w:ilvl w:val="0"/>
           <w:numId w:val="69"/>
         </w:numPr>
-        <w:rPr>
-          <w:lang/>
-        </w:rPr>
-      </w:pPr>
-      <w:r>
-        <w:rPr>
-          <w:lang/>
-        </w:rPr>
+      </w:pPr>
+      <w:r>
         <w:t xml:space="preserve">From </w:t>
       </w:r>
       <w:r>
         <w:rPr>
           <w:b/>
           <w:bCs/>
-          <w:lang/>
         </w:rPr>
         <w:t>Confirmed</w:t>
       </w:r>
       <w:r>
-        <w:rPr>
-          <w:lang/>
-        </w:rPr>
         <w:t xml:space="preserve"> to </w:t>
       </w:r>
       <w:r>
         <w:rPr>
           <w:b/>
           <w:bCs/>
-          <w:lang/>
         </w:rPr>
         <w:t>In Progress</w:t>
       </w:r>
       <w:r>
-        <w:rPr>
-          <w:lang/>
-        </w:rPr>
         <w:t>: When the booked time starts.</w:t>
       </w:r>
     </w:p>
@@ -30135,42 +30758,28 @@
           <w:ilvl w:val="0"/>
           <w:numId w:val="69"/>
         </w:numPr>
-        <w:rPr>
-          <w:lang/>
-        </w:rPr>
-      </w:pPr>
-      <w:r>
-        <w:rPr>
-          <w:lang/>
-        </w:rPr>
+      </w:pPr>
+      <w:r>
         <w:t xml:space="preserve">From </w:t>
       </w:r>
       <w:r>
         <w:rPr>
           <w:b/>
           <w:bCs/>
-          <w:lang/>
         </w:rPr>
         <w:t>In Progress</w:t>
       </w:r>
       <w:r>
-        <w:rPr>
-          <w:lang/>
-        </w:rPr>
         <w:t xml:space="preserve"> to </w:t>
       </w:r>
       <w:r>
         <w:rPr>
           <w:b/>
           <w:bCs/>
-          <w:lang/>
         </w:rPr>
         <w:t>Completed</w:t>
       </w:r>
       <w:r>
-        <w:rPr>
-          <w:lang/>
-        </w:rPr>
         <w:t>: When the booked time ends.</w:t>
       </w:r>
     </w:p>
@@ -30180,52 +30789,32 @@
           <w:ilvl w:val="0"/>
           <w:numId w:val="69"/>
         </w:numPr>
-        <w:rPr>
-          <w:lang/>
-        </w:rPr>
-      </w:pPr>
-      <w:r>
-        <w:rPr>
-          <w:lang/>
-        </w:rPr>
+      </w:pPr>
+      <w:r>
         <w:t xml:space="preserve">From </w:t>
       </w:r>
       <w:r>
         <w:rPr>
           <w:b/>
           <w:bCs/>
-          <w:lang/>
         </w:rPr>
         <w:t>Confirmed</w:t>
       </w:r>
       <w:r>
-        <w:rPr>
-          <w:lang/>
-        </w:rPr>
         <w:t xml:space="preserve"> to </w:t>
       </w:r>
       <w:r>
         <w:rPr>
           <w:b/>
           <w:bCs/>
-          <w:lang/>
         </w:rPr>
         <w:t>Cancelled</w:t>
       </w:r>
       <w:r>
-        <w:rPr>
-          <w:lang/>
-        </w:rPr>
         <w:t>: If the user cancels the booking before the booking starts.</w:t>
       </w:r>
     </w:p>
-    <w:p>
-      <w:pPr>
-        <w:rPr>
-          <w:lang/>
-        </w:rPr>
-      </w:pPr>
-    </w:p>
+    <w:p/>
     <w:p/>
     <w:p>
       <w:pPr>
@@ -31671,22 +32260,17 @@
         <w:rPr>
           <w:b/>
           <w:bCs/>
-          <w:lang/>
         </w:rPr>
       </w:pPr>
       <w:r>
         <w:rPr>
           <w:b/>
           <w:bCs/>
-          <w:lang/>
         </w:rPr>
         <w:lastRenderedPageBreak/>
         <w:t xml:space="preserve">Name: </w:t>
       </w:r>
       <w:r>
-        <w:rPr>
-          <w:lang/>
-        </w:rPr>
         <w:t>Room Object</w:t>
       </w:r>
     </w:p>
@@ -31695,14 +32279,12 @@
         <w:rPr>
           <w:b/>
           <w:bCs/>
-          <w:lang/>
         </w:rPr>
       </w:pPr>
       <w:r>
         <w:rPr>
           <w:b/>
           <w:bCs/>
-          <w:lang/>
         </w:rPr>
         <w:t>Description:</w:t>
       </w:r>
@@ -31716,14 +32298,12 @@
         <w:rPr>
           <w:b/>
           <w:bCs/>
-          <w:lang/>
         </w:rPr>
       </w:pPr>
       <w:r>
         <w:rPr>
           <w:b/>
           <w:bCs/>
-          <w:lang/>
         </w:rPr>
         <w:t>States:</w:t>
       </w:r>
@@ -31734,22 +32314,15 @@
           <w:ilvl w:val="1"/>
           <w:numId w:val="70"/>
         </w:numPr>
-        <w:rPr>
-          <w:lang/>
-        </w:rPr>
       </w:pPr>
       <w:r>
         <w:rPr>
           <w:b/>
           <w:bCs/>
-          <w:lang/>
         </w:rPr>
         <w:t xml:space="preserve">Available: </w:t>
       </w:r>
       <w:r>
-        <w:rPr>
-          <w:lang/>
-        </w:rPr>
         <w:t>The room is free and can be booked.</w:t>
       </w:r>
     </w:p>
@@ -31762,21 +32335,16 @@
         <w:rPr>
           <w:b/>
           <w:bCs/>
-          <w:lang/>
         </w:rPr>
       </w:pPr>
       <w:r>
         <w:rPr>
           <w:b/>
           <w:bCs/>
-          <w:lang/>
         </w:rPr>
         <w:t xml:space="preserve">Reserved: </w:t>
       </w:r>
       <w:r>
-        <w:rPr>
-          <w:lang/>
-        </w:rPr>
         <w:t>The room has been booked but is not yet in use.</w:t>
       </w:r>
     </w:p>
@@ -31789,21 +32357,16 @@
         <w:rPr>
           <w:b/>
           <w:bCs/>
-          <w:lang/>
         </w:rPr>
       </w:pPr>
       <w:r>
         <w:rPr>
           <w:b/>
           <w:bCs/>
-          <w:lang/>
         </w:rPr>
         <w:t xml:space="preserve">In Use: </w:t>
       </w:r>
       <w:r>
-        <w:rPr>
-          <w:lang/>
-        </w:rPr>
         <w:t>The room is currently being used during a booked time.</w:t>
       </w:r>
     </w:p>
@@ -31813,22 +32376,15 @@
           <w:ilvl w:val="1"/>
           <w:numId w:val="70"/>
         </w:numPr>
-        <w:rPr>
-          <w:lang/>
-        </w:rPr>
       </w:pPr>
       <w:r>
         <w:rPr>
           <w:b/>
           <w:bCs/>
-          <w:lang/>
         </w:rPr>
         <w:t xml:space="preserve">Under Maintenance: </w:t>
       </w:r>
       <w:r>
-        <w:rPr>
-          <w:lang/>
-        </w:rPr>
         <w:t>The room is not available for booking due to maintenance.</w:t>
       </w:r>
     </w:p>
@@ -31837,14 +32393,12 @@
         <w:rPr>
           <w:b/>
           <w:bCs/>
-          <w:lang/>
         </w:rPr>
       </w:pPr>
       <w:r>
         <w:rPr>
           <w:b/>
           <w:bCs/>
-          <w:lang/>
         </w:rPr>
         <w:t>Transitions:</w:t>
       </w:r>
@@ -31858,21 +32412,16 @@
         <w:rPr>
           <w:b/>
           <w:bCs/>
-          <w:lang/>
         </w:rPr>
       </w:pPr>
       <w:r>
         <w:rPr>
           <w:b/>
           <w:bCs/>
-          <w:lang/>
         </w:rPr>
         <w:t xml:space="preserve">From Available to Reserved: </w:t>
       </w:r>
       <w:r>
-        <w:rPr>
-          <w:lang/>
-        </w:rPr>
         <w:t>When a user successfully books the room.</w:t>
       </w:r>
     </w:p>
@@ -31885,21 +32434,16 @@
         <w:rPr>
           <w:b/>
           <w:bCs/>
-          <w:lang/>
         </w:rPr>
       </w:pPr>
       <w:r>
         <w:rPr>
           <w:b/>
           <w:bCs/>
-          <w:lang/>
         </w:rPr>
         <w:t xml:space="preserve">From Reserved to In Use: </w:t>
       </w:r>
       <w:r>
-        <w:rPr>
-          <w:lang/>
-        </w:rPr>
         <w:t>When the booking time starts.</w:t>
       </w:r>
     </w:p>
@@ -31912,21 +32456,16 @@
         <w:rPr>
           <w:b/>
           <w:bCs/>
-          <w:lang/>
         </w:rPr>
       </w:pPr>
       <w:r>
         <w:rPr>
           <w:b/>
           <w:bCs/>
-          <w:lang/>
         </w:rPr>
         <w:t xml:space="preserve">From In Use to Available: </w:t>
       </w:r>
       <w:r>
-        <w:rPr>
-          <w:lang/>
-        </w:rPr>
         <w:t>When the booking ends, and the room becomes free.</w:t>
       </w:r>
     </w:p>
@@ -31939,31 +32478,20 @@
         <w:rPr>
           <w:b/>
           <w:bCs/>
-          <w:lang/>
         </w:rPr>
       </w:pPr>
       <w:r>
         <w:rPr>
           <w:b/>
           <w:bCs/>
-          <w:lang/>
         </w:rPr>
         <w:t xml:space="preserve">From Available to Under Maintenance: </w:t>
       </w:r>
       <w:r>
-        <w:rPr>
-          <w:lang/>
-        </w:rPr>
         <w:t>When the room is set for maintenance.</w:t>
       </w:r>
     </w:p>
-    <w:p>
-      <w:pPr>
-        <w:rPr>
-          <w:lang/>
-        </w:rPr>
-      </w:pPr>
-    </w:p>
+    <w:p/>
     <w:p/>
     <w:p>
       <w:pPr>
@@ -32906,14 +33434,12 @@
         <w:rPr>
           <w:b/>
           <w:bCs/>
-          <w:lang/>
         </w:rPr>
       </w:pPr>
       <w:r>
         <w:rPr>
           <w:b/>
           <w:bCs/>
-          <w:lang/>
         </w:rPr>
         <w:t xml:space="preserve">Name: </w:t>
       </w:r>
@@ -32926,14 +33452,12 @@
         <w:rPr>
           <w:b/>
           <w:bCs/>
-          <w:lang/>
         </w:rPr>
       </w:pPr>
       <w:r>
         <w:rPr>
           <w:b/>
           <w:bCs/>
-          <w:lang/>
         </w:rPr>
         <w:t>Description:</w:t>
       </w:r>
@@ -32947,14 +33471,12 @@
         <w:rPr>
           <w:b/>
           <w:bCs/>
-          <w:lang/>
         </w:rPr>
       </w:pPr>
       <w:r>
         <w:rPr>
           <w:b/>
           <w:bCs/>
-          <w:lang/>
         </w:rPr>
         <w:t>States:</w:t>
       </w:r>
@@ -32968,21 +33490,16 @@
         <w:rPr>
           <w:b/>
           <w:bCs/>
-          <w:lang/>
         </w:rPr>
       </w:pPr>
       <w:r>
         <w:rPr>
           <w:b/>
           <w:bCs/>
-          <w:lang/>
         </w:rPr>
         <w:t xml:space="preserve">Free: </w:t>
       </w:r>
       <w:r>
-        <w:rPr>
-          <w:lang/>
-        </w:rPr>
         <w:t>The workspace is available for reservation.</w:t>
       </w:r>
     </w:p>
@@ -32992,22 +33509,15 @@
           <w:ilvl w:val="1"/>
           <w:numId w:val="72"/>
         </w:numPr>
-        <w:rPr>
-          <w:lang/>
-        </w:rPr>
       </w:pPr>
       <w:r>
         <w:rPr>
           <w:b/>
           <w:bCs/>
-          <w:lang/>
         </w:rPr>
         <w:t xml:space="preserve">Booked: </w:t>
       </w:r>
       <w:r>
-        <w:rPr>
-          <w:lang/>
-        </w:rPr>
         <w:t>The workspace has been booked but not yet in use.</w:t>
       </w:r>
     </w:p>
@@ -33020,21 +33530,16 @@
         <w:rPr>
           <w:b/>
           <w:bCs/>
-          <w:lang/>
         </w:rPr>
       </w:pPr>
       <w:r>
         <w:rPr>
           <w:b/>
           <w:bCs/>
-          <w:lang/>
         </w:rPr>
         <w:t xml:space="preserve">In Use: </w:t>
       </w:r>
       <w:r>
-        <w:rPr>
-          <w:lang/>
-        </w:rPr>
         <w:t>The workspace is being used during the booked time.</w:t>
       </w:r>
     </w:p>
@@ -33043,14 +33548,12 @@
         <w:rPr>
           <w:b/>
           <w:bCs/>
-          <w:lang/>
         </w:rPr>
       </w:pPr>
       <w:r>
         <w:rPr>
           <w:b/>
           <w:bCs/>
-          <w:lang/>
         </w:rPr>
         <w:t>Transitions:</w:t>
       </w:r>
@@ -33061,22 +33564,15 @@
           <w:ilvl w:val="0"/>
           <w:numId w:val="73"/>
         </w:numPr>
-        <w:rPr>
-          <w:lang/>
-        </w:rPr>
       </w:pPr>
       <w:r>
         <w:rPr>
           <w:b/>
           <w:bCs/>
-          <w:lang/>
         </w:rPr>
         <w:t xml:space="preserve">From Free to Booked: </w:t>
       </w:r>
       <w:r>
-        <w:rPr>
-          <w:lang/>
-        </w:rPr>
         <w:t>When a user books the workspace.</w:t>
       </w:r>
     </w:p>
@@ -33089,21 +33585,16 @@
         <w:rPr>
           <w:b/>
           <w:bCs/>
-          <w:lang/>
         </w:rPr>
       </w:pPr>
       <w:r>
         <w:rPr>
           <w:b/>
           <w:bCs/>
-          <w:lang/>
         </w:rPr>
         <w:t xml:space="preserve">From Booked to In Use: </w:t>
       </w:r>
       <w:r>
-        <w:rPr>
-          <w:lang/>
-        </w:rPr>
         <w:t>When the booking starts, and the workspace is in use.</w:t>
       </w:r>
     </w:p>
@@ -33116,31 +33607,20 @@
         <w:rPr>
           <w:b/>
           <w:bCs/>
-          <w:lang/>
         </w:rPr>
       </w:pPr>
       <w:r>
         <w:rPr>
           <w:b/>
           <w:bCs/>
-          <w:lang/>
         </w:rPr>
         <w:t xml:space="preserve">From In Use to Free: </w:t>
       </w:r>
       <w:r>
-        <w:rPr>
-          <w:lang/>
-        </w:rPr>
         <w:t>When the booked time ends.</w:t>
       </w:r>
     </w:p>
-    <w:p>
-      <w:pPr>
-        <w:rPr>
-          <w:lang/>
-        </w:rPr>
-      </w:pPr>
-    </w:p>
+    <w:p/>
     <w:p/>
     <w:p>
       <w:pPr>
@@ -34130,27 +34610,19 @@
         <w:rPr>
           <w:b/>
           <w:bCs/>
-          <w:lang/>
         </w:rPr>
       </w:pPr>
       <w:r>
         <w:rPr>
           <w:b/>
           <w:bCs/>
-          <w:lang/>
         </w:rPr>
         <w:t xml:space="preserve">Name: </w:t>
       </w:r>
       <w:r>
-        <w:rPr>
-          <w:lang/>
-        </w:rPr>
         <w:t>User</w:t>
       </w:r>
       <w:r>
-        <w:rPr>
-          <w:lang/>
-        </w:rPr>
         <w:t xml:space="preserve"> Object</w:t>
       </w:r>
     </w:p>
@@ -34159,14 +34631,12 @@
         <w:rPr>
           <w:b/>
           <w:bCs/>
-          <w:lang/>
         </w:rPr>
       </w:pPr>
       <w:r>
         <w:rPr>
           <w:b/>
           <w:bCs/>
-          <w:lang/>
         </w:rPr>
         <w:t>Description:</w:t>
       </w:r>
@@ -34180,14 +34650,12 @@
         <w:rPr>
           <w:b/>
           <w:bCs/>
-          <w:lang/>
         </w:rPr>
       </w:pPr>
       <w:r>
         <w:rPr>
           <w:b/>
           <w:bCs/>
-          <w:lang/>
         </w:rPr>
         <w:t>States:</w:t>
       </w:r>
@@ -34198,22 +34666,15 @@
           <w:ilvl w:val="1"/>
           <w:numId w:val="74"/>
         </w:numPr>
-        <w:rPr>
-          <w:lang/>
-        </w:rPr>
       </w:pPr>
       <w:r>
         <w:rPr>
           <w:b/>
           <w:bCs/>
-          <w:lang/>
         </w:rPr>
         <w:t xml:space="preserve">Logged Out: </w:t>
       </w:r>
       <w:r>
-        <w:rPr>
-          <w:lang/>
-        </w:rPr>
         <w:t>The user is not logged into the system.</w:t>
       </w:r>
     </w:p>
@@ -34226,21 +34687,16 @@
         <w:rPr>
           <w:b/>
           <w:bCs/>
-          <w:lang/>
         </w:rPr>
       </w:pPr>
       <w:r>
         <w:rPr>
           <w:b/>
           <w:bCs/>
-          <w:lang/>
         </w:rPr>
         <w:t xml:space="preserve">Logged In: </w:t>
       </w:r>
       <w:r>
-        <w:rPr>
-          <w:lang/>
-        </w:rPr>
         <w:t>The user has logged into the system and can perform actions such as booking, viewing history, or cancelling a reservation.</w:t>
       </w:r>
     </w:p>
@@ -34253,21 +34709,16 @@
         <w:rPr>
           <w:b/>
           <w:bCs/>
-          <w:lang/>
         </w:rPr>
       </w:pPr>
       <w:r>
         <w:rPr>
           <w:b/>
           <w:bCs/>
-          <w:lang/>
         </w:rPr>
         <w:t xml:space="preserve">Booking In Progress: </w:t>
       </w:r>
       <w:r>
-        <w:rPr>
-          <w:lang/>
-        </w:rPr>
         <w:t>The user is in the process of booking a room or workspace.</w:t>
       </w:r>
     </w:p>
@@ -34280,21 +34731,16 @@
         <w:rPr>
           <w:b/>
           <w:bCs/>
-          <w:lang/>
         </w:rPr>
       </w:pPr>
       <w:r>
         <w:rPr>
           <w:b/>
           <w:bCs/>
-          <w:lang/>
         </w:rPr>
         <w:t xml:space="preserve">Idle: </w:t>
       </w:r>
       <w:r>
-        <w:rPr>
-          <w:lang/>
-        </w:rPr>
         <w:t>The user is logged in but is not performing any action.</w:t>
       </w:r>
     </w:p>
@@ -34303,14 +34749,12 @@
         <w:rPr>
           <w:b/>
           <w:bCs/>
-          <w:lang/>
         </w:rPr>
       </w:pPr>
       <w:r>
         <w:rPr>
           <w:b/>
           <w:bCs/>
-          <w:lang/>
         </w:rPr>
         <w:t>Transitions:</w:t>
       </w:r>
@@ -34324,21 +34768,16 @@
         <w:rPr>
           <w:b/>
           <w:bCs/>
-          <w:lang/>
         </w:rPr>
       </w:pPr>
       <w:r>
         <w:rPr>
           <w:b/>
           <w:bCs/>
-          <w:lang/>
         </w:rPr>
         <w:t xml:space="preserve">From Logged Out to Logged In: </w:t>
       </w:r>
       <w:r>
-        <w:rPr>
-          <w:lang/>
-        </w:rPr>
         <w:t>When the user enters valid login credentials.</w:t>
       </w:r>
     </w:p>
@@ -34351,21 +34790,32 @@
         <w:rPr>
           <w:b/>
           <w:bCs/>
-          <w:lang/>
         </w:rPr>
       </w:pPr>
       <w:r>
         <w:rPr>
           <w:b/>
           <w:bCs/>
-          <w:lang/>
-        </w:rPr>
-        <w:t xml:space="preserve">From Logged In to Booking In Progress: </w:t>
-      </w:r>
-      <w:r>
-        <w:rPr>
-          <w:lang/>
-        </w:rPr>
+        </w:rPr>
+        <w:t xml:space="preserve">From Logged </w:t>
+      </w:r>
+      <w:proofErr w:type="gramStart"/>
+      <w:r>
+        <w:rPr>
+          <w:b/>
+          <w:bCs/>
+        </w:rPr>
+        <w:t>In</w:t>
+      </w:r>
+      <w:proofErr w:type="gramEnd"/>
+      <w:r>
+        <w:rPr>
+          <w:b/>
+          <w:bCs/>
+        </w:rPr>
+        <w:t xml:space="preserve"> to Booking In Progress: </w:t>
+      </w:r>
+      <w:r>
         <w:t>When the user starts the booking process.</w:t>
       </w:r>
     </w:p>
@@ -34378,33 +34828,38 @@
         <w:rPr>
           <w:b/>
           <w:bCs/>
-          <w:lang/>
         </w:rPr>
       </w:pPr>
       <w:r>
         <w:rPr>
           <w:b/>
           <w:bCs/>
-          <w:lang/>
-        </w:rPr>
-        <w:t xml:space="preserve">From Booking In Progress to Idle: </w:t>
-      </w:r>
-      <w:r>
-        <w:rPr>
-          <w:lang/>
-        </w:rPr>
+        </w:rPr>
+        <w:t xml:space="preserve">From Booking </w:t>
+      </w:r>
+      <w:proofErr w:type="gramStart"/>
+      <w:r>
+        <w:rPr>
+          <w:b/>
+          <w:bCs/>
+        </w:rPr>
+        <w:t>In</w:t>
+      </w:r>
+      <w:proofErr w:type="gramEnd"/>
+      <w:r>
+        <w:rPr>
+          <w:b/>
+          <w:bCs/>
+        </w:rPr>
+        <w:t xml:space="preserve"> Progress to Idle: </w:t>
+      </w:r>
+      <w:r>
         <w:t>After the booking is confirmed or cance</w:t>
       </w:r>
       <w:r>
-        <w:rPr>
-          <w:lang/>
-        </w:rPr>
         <w:t>l</w:t>
       </w:r>
       <w:r>
-        <w:rPr>
-          <w:lang/>
-        </w:rPr>
         <w:t>led.</w:t>
       </w:r>
     </w:p>
@@ -34417,31 +34872,36 @@
         <w:rPr>
           <w:b/>
           <w:bCs/>
-          <w:lang/>
         </w:rPr>
       </w:pPr>
       <w:r>
         <w:rPr>
           <w:b/>
           <w:bCs/>
-          <w:lang/>
-        </w:rPr>
-        <w:t xml:space="preserve">From Logged In to Logged Out: </w:t>
-      </w:r>
-      <w:r>
-        <w:rPr>
-          <w:lang/>
-        </w:rPr>
+        </w:rPr>
+        <w:t xml:space="preserve">From Logged </w:t>
+      </w:r>
+      <w:proofErr w:type="gramStart"/>
+      <w:r>
+        <w:rPr>
+          <w:b/>
+          <w:bCs/>
+        </w:rPr>
+        <w:t>In</w:t>
+      </w:r>
+      <w:proofErr w:type="gramEnd"/>
+      <w:r>
+        <w:rPr>
+          <w:b/>
+          <w:bCs/>
+        </w:rPr>
+        <w:t xml:space="preserve"> to Logged Out: </w:t>
+      </w:r>
+      <w:r>
         <w:t>When the user logs out of the system.</w:t>
       </w:r>
     </w:p>
-    <w:p>
-      <w:pPr>
-        <w:rPr>
-          <w:lang/>
-        </w:rPr>
-      </w:pPr>
-    </w:p>
+    <w:p/>
     <w:p/>
     <w:p>
       <w:pPr>
@@ -35828,27 +36288,19 @@
           <w:rFonts w:ascii="Times New Roman" w:eastAsia="Times New Roman" w:hAnsi="Times New Roman" w:cs="Times New Roman"/>
           <w:b/>
           <w:bCs/>
-          <w:lang/>
         </w:rPr>
       </w:pPr>
       <w:r>
         <w:rPr>
           <w:b/>
           <w:bCs/>
-          <w:lang/>
         </w:rPr>
         <w:t xml:space="preserve">Name: </w:t>
       </w:r>
       <w:r>
-        <w:rPr>
-          <w:lang/>
-        </w:rPr>
         <w:t>Notification</w:t>
       </w:r>
       <w:r>
-        <w:rPr>
-          <w:lang/>
-        </w:rPr>
         <w:t xml:space="preserve"> Object</w:t>
       </w:r>
       <w:r>
@@ -35856,7 +36308,6 @@
           <w:rFonts w:ascii="Times New Roman" w:eastAsia="Times New Roman" w:hAnsi="Times New Roman" w:cs="Times New Roman"/>
           <w:b/>
           <w:bCs/>
-          <w:lang/>
         </w:rPr>
         <w:t xml:space="preserve"> </w:t>
       </w:r>
@@ -35866,14 +36317,12 @@
         <w:rPr>
           <w:b/>
           <w:bCs/>
-          <w:lang/>
         </w:rPr>
       </w:pPr>
       <w:r>
         <w:rPr>
           <w:b/>
           <w:bCs/>
-          <w:lang/>
         </w:rPr>
         <w:t>Description:</w:t>
       </w:r>
@@ -35887,14 +36336,12 @@
         <w:rPr>
           <w:b/>
           <w:bCs/>
-          <w:lang/>
         </w:rPr>
       </w:pPr>
       <w:r>
         <w:rPr>
           <w:b/>
           <w:bCs/>
-          <w:lang/>
         </w:rPr>
         <w:t>States:</w:t>
       </w:r>
@@ -35905,22 +36352,15 @@
           <w:ilvl w:val="1"/>
           <w:numId w:val="76"/>
         </w:numPr>
-        <w:rPr>
-          <w:lang/>
-        </w:rPr>
       </w:pPr>
       <w:r>
         <w:rPr>
           <w:b/>
           <w:bCs/>
-          <w:lang/>
         </w:rPr>
         <w:t xml:space="preserve">Pending: </w:t>
       </w:r>
       <w:r>
-        <w:rPr>
-          <w:lang/>
-        </w:rPr>
         <w:t>A notification is ready to be sent but hasn’t been delivered yet.</w:t>
       </w:r>
     </w:p>
@@ -35930,23 +36370,16 @@
           <w:ilvl w:val="1"/>
           <w:numId w:val="76"/>
         </w:numPr>
-        <w:rPr>
-          <w:lang/>
-        </w:rPr>
       </w:pPr>
       <w:r>
         <w:rPr>
           <w:b/>
           <w:bCs/>
-          <w:lang/>
         </w:rPr>
         <w:lastRenderedPageBreak/>
         <w:t xml:space="preserve">Sent: </w:t>
       </w:r>
       <w:r>
-        <w:rPr>
-          <w:lang/>
-        </w:rPr>
         <w:t>The notification has been successfully delivered to the user.</w:t>
       </w:r>
     </w:p>
@@ -35956,22 +36389,15 @@
           <w:ilvl w:val="1"/>
           <w:numId w:val="76"/>
         </w:numPr>
-        <w:rPr>
-          <w:lang/>
-        </w:rPr>
       </w:pPr>
       <w:r>
         <w:rPr>
           <w:b/>
           <w:bCs/>
-          <w:lang/>
         </w:rPr>
         <w:t xml:space="preserve">Failed: </w:t>
       </w:r>
       <w:r>
-        <w:rPr>
-          <w:lang/>
-        </w:rPr>
         <w:t>The system was unable to send the notification.</w:t>
       </w:r>
     </w:p>
@@ -35980,14 +36406,12 @@
         <w:rPr>
           <w:b/>
           <w:bCs/>
-          <w:lang/>
         </w:rPr>
       </w:pPr>
       <w:r>
         <w:rPr>
           <w:b/>
           <w:bCs/>
-          <w:lang/>
         </w:rPr>
         <w:t>Transitions:</w:t>
       </w:r>
@@ -36001,21 +36425,32 @@
         <w:rPr>
           <w:b/>
           <w:bCs/>
-          <w:lang/>
         </w:rPr>
       </w:pPr>
       <w:r>
         <w:rPr>
           <w:b/>
           <w:bCs/>
-          <w:lang/>
-        </w:rPr>
-        <w:t xml:space="preserve">From Pending to Sent: </w:t>
-      </w:r>
-      <w:r>
-        <w:rPr>
-          <w:lang/>
-        </w:rPr>
+        </w:rPr>
+        <w:t xml:space="preserve">From Pending to </w:t>
+      </w:r>
+      <w:proofErr w:type="spellStart"/>
+      <w:r>
+        <w:rPr>
+          <w:b/>
+          <w:bCs/>
+        </w:rPr>
+        <w:t>Sent</w:t>
+      </w:r>
+      <w:proofErr w:type="spellEnd"/>
+      <w:r>
+        <w:rPr>
+          <w:b/>
+          <w:bCs/>
+        </w:rPr>
+        <w:t xml:space="preserve">: </w:t>
+      </w:r>
+      <w:r>
         <w:t>When the notification is successfully delivered.</w:t>
       </w:r>
     </w:p>
@@ -36025,32 +36460,19 @@
           <w:ilvl w:val="0"/>
           <w:numId w:val="77"/>
         </w:numPr>
-        <w:rPr>
-          <w:lang/>
-        </w:rPr>
       </w:pPr>
       <w:r>
         <w:rPr>
           <w:b/>
           <w:bCs/>
-          <w:lang/>
         </w:rPr>
         <w:t xml:space="preserve">From Pending to Failed: </w:t>
       </w:r>
       <w:r>
-        <w:rPr>
-          <w:lang/>
-        </w:rPr>
         <w:t>If the system fails to send the notification after multiple attempts.</w:t>
       </w:r>
     </w:p>
-    <w:p>
-      <w:pPr>
-        <w:rPr>
-          <w:lang/>
-        </w:rPr>
-      </w:pPr>
-    </w:p>
+    <w:p/>
     <w:p/>
     <w:p>
       <w:pPr>
@@ -37532,7 +37954,15 @@
           </w:tcPr>
           <w:p>
             <w:r>
-              <w:t>Syed Meesum Raza Naqvi</w:t>
+              <w:t xml:space="preserve">Syed </w:t>
+            </w:r>
+            <w:proofErr w:type="spellStart"/>
+            <w:r>
+              <w:t>Meesum</w:t>
+            </w:r>
+            <w:proofErr w:type="spellEnd"/>
+            <w:r>
+              <w:t xml:space="preserve"> Raza Naqvi</w:t>
             </w:r>
           </w:p>
         </w:tc>
@@ -37565,13 +37995,7 @@
                   <w:vAlign w:val="center"/>
                   <w:hideMark/>
                 </w:tcPr>
-                <w:p>
-                  <w:pPr>
-                    <w:rPr>
-                      <w:lang/>
-                    </w:rPr>
-                  </w:pPr>
-                </w:p>
+                <w:p/>
               </w:tc>
             </w:tr>
           </w:tbl>
@@ -37579,7 +38003,6 @@
             <w:pPr>
               <w:rPr>
                 <w:vanish/>
-                <w:lang/>
               </w:rPr>
             </w:pPr>
           </w:p>
@@ -37609,15 +38032,7 @@
                   <w:hideMark/>
                 </w:tcPr>
                 <w:p>
-                  <w:pPr>
-                    <w:rPr>
-                      <w:lang/>
-                    </w:rPr>
-                  </w:pPr>
                   <w:r>
-                    <w:rPr>
-                      <w:lang/>
-                    </w:rPr>
                     <w:t>Project conception, requirements gathering, UML design,</w:t>
                   </w:r>
                 </w:p>
@@ -37625,15 +38040,7 @@
             </w:tr>
           </w:tbl>
           <w:p>
-            <w:pPr>
-              <w:rPr>
-                <w:lang/>
-              </w:rPr>
-            </w:pPr>
-            <w:r>
-              <w:rPr>
-                <w:lang/>
-              </w:rPr>
+            <w:r>
               <w:t>and the rest.</w:t>
             </w:r>
           </w:p>
@@ -37686,7 +38093,15 @@
         <w:t>this</w:t>
       </w:r>
       <w:r>
-        <w:t xml:space="preserve"> deliverable, the team </w:t>
+        <w:t xml:space="preserve"> </w:t>
+      </w:r>
+      <w:proofErr w:type="gramStart"/>
+      <w:r>
+        <w:t>deliverable</w:t>
+      </w:r>
+      <w:proofErr w:type="gramEnd"/>
+      <w:r>
+        <w:t xml:space="preserve">, the team </w:t>
       </w:r>
       <w:r>
         <w:t>must</w:t>
@@ -37698,8 +38113,13 @@
         <w:t xml:space="preserve">perform an internal </w:t>
       </w:r>
       <w:r>
-        <w:t>review. Each team member will review one or more sections of the deliverable</w:t>
-      </w:r>
+        <w:t xml:space="preserve">review. Each team member will review one or more sections of the </w:t>
+      </w:r>
+      <w:proofErr w:type="gramStart"/>
+      <w:r>
+        <w:t>deliverable</w:t>
+      </w:r>
+      <w:proofErr w:type="gramEnd"/>
       <w:r>
         <w:t>.</w:t>
       </w:r>
@@ -37791,7 +38211,15 @@
           </w:tcPr>
           <w:p>
             <w:r>
-              <w:t>Syed Meesum Raza Naqvi</w:t>
+              <w:t xml:space="preserve">Syed </w:t>
+            </w:r>
+            <w:proofErr w:type="spellStart"/>
+            <w:r>
+              <w:t>Meesum</w:t>
+            </w:r>
+            <w:proofErr w:type="spellEnd"/>
+            <w:r>
+              <w:t xml:space="preserve"> Raza Naqvi</w:t>
             </w:r>
           </w:p>
         </w:tc>
@@ -37813,7 +38241,15 @@
           </w:tcPr>
           <w:p>
             <w:r>
-              <w:t>Syed Meesum Raza Naqvi</w:t>
+              <w:t xml:space="preserve">Syed </w:t>
+            </w:r>
+            <w:proofErr w:type="spellStart"/>
+            <w:r>
+              <w:t>Meesum</w:t>
+            </w:r>
+            <w:proofErr w:type="spellEnd"/>
+            <w:r>
+              <w:t xml:space="preserve"> Raza Naqvi</w:t>
             </w:r>
           </w:p>
         </w:tc>
@@ -37835,7 +38271,15 @@
           </w:tcPr>
           <w:p>
             <w:r>
-              <w:t>Syed Meesum Raza Naqvi</w:t>
+              <w:t xml:space="preserve">Syed </w:t>
+            </w:r>
+            <w:proofErr w:type="spellStart"/>
+            <w:r>
+              <w:t>Meesum</w:t>
+            </w:r>
+            <w:proofErr w:type="spellEnd"/>
+            <w:r>
+              <w:t xml:space="preserve"> Raza Naqvi</w:t>
             </w:r>
           </w:p>
         </w:tc>
@@ -37857,7 +38301,15 @@
           </w:tcPr>
           <w:p>
             <w:r>
-              <w:t>Syed Meesum Raza Naqvi</w:t>
+              <w:t xml:space="preserve">Syed </w:t>
+            </w:r>
+            <w:proofErr w:type="spellStart"/>
+            <w:r>
+              <w:t>Meesum</w:t>
+            </w:r>
+            <w:proofErr w:type="spellEnd"/>
+            <w:r>
+              <w:t xml:space="preserve"> Raza Naqvi</w:t>
             </w:r>
           </w:p>
         </w:tc>
@@ -37882,7 +38334,15 @@
           </w:tcPr>
           <w:p>
             <w:r>
-              <w:t>Syed Meesum Raza Naqvi</w:t>
+              <w:t xml:space="preserve">Syed </w:t>
+            </w:r>
+            <w:proofErr w:type="spellStart"/>
+            <w:r>
+              <w:t>Meesum</w:t>
+            </w:r>
+            <w:proofErr w:type="spellEnd"/>
+            <w:r>
+              <w:t xml:space="preserve"> Raza Naqvi</w:t>
             </w:r>
           </w:p>
         </w:tc>
@@ -37904,7 +38364,15 @@
           </w:tcPr>
           <w:p>
             <w:r>
-              <w:t>Syed Meesum Raza Naqvi</w:t>
+              <w:t xml:space="preserve">Syed </w:t>
+            </w:r>
+            <w:proofErr w:type="spellStart"/>
+            <w:r>
+              <w:t>Meesum</w:t>
+            </w:r>
+            <w:proofErr w:type="spellEnd"/>
+            <w:r>
+              <w:t xml:space="preserve"> Raza Naqvi</w:t>
             </w:r>
           </w:p>
         </w:tc>
@@ -37926,7 +38394,15 @@
           </w:tcPr>
           <w:p>
             <w:r>
-              <w:t>Syed Meesum Raza Naqvi</w:t>
+              <w:t xml:space="preserve">Syed </w:t>
+            </w:r>
+            <w:proofErr w:type="spellStart"/>
+            <w:r>
+              <w:t>Meesum</w:t>
+            </w:r>
+            <w:proofErr w:type="spellEnd"/>
+            <w:r>
+              <w:t xml:space="preserve"> Raza Naqvi</w:t>
             </w:r>
           </w:p>
         </w:tc>
